--- a/doc_templates/eslahie_form_ghovahi_radeha.docx
+++ b/doc_templates/eslahie_form_ghovahi_radeha.docx
@@ -5,7 +5,7 @@
     <w:p>
       <w:pPr>
         <w:rPr>
-          <w:rFonts w:cs="Tahoma"/>
+          <w:rFonts w:ascii="B Nazanin" w:hAnsi="B Nazanin" w:cs="B Nazanin"/>
           <w:b/>
           <w:bCs/>
           <w:szCs w:val="28"/>
@@ -15,6 +15,7 @@
       </w:pPr>
       <w:r>
         <w:rPr>
+          <w:rFonts w:ascii="B Nazanin" w:hAnsi="B Nazanin" w:cs="B Nazanin"/>
           <w:noProof/>
           <w:rtl/>
         </w:rPr>
@@ -39,7 +40,17 @@
                       <w:rtl/>
                       <w:lang w:bidi="fa-IR"/>
                     </w:rPr>
-                    <w:t>فرم شماره1</w:t>
+                    <w:t>فرم شماره</w:t>
+                  </w:r>
+                  <w:r>
+                    <w:rPr>
+                      <w:rFonts w:cs="Tahoma" w:hint="cs"/>
+                      <w:sz w:val="18"/>
+                      <w:szCs w:val="22"/>
+                      <w:rtl/>
+                      <w:lang w:bidi="fa-IR"/>
+                    </w:rPr>
+                    <w:t>۱</w:t>
                   </w:r>
                 </w:p>
               </w:txbxContent>
@@ -49,6 +60,7 @@
       </w:r>
       <w:r>
         <w:rPr>
+          <w:rFonts w:ascii="B Nazanin" w:hAnsi="B Nazanin" w:cs="B Nazanin"/>
           <w:rtl/>
         </w:rPr>
         <w:pict w14:anchorId="595FED6F">
@@ -61,12 +73,8 @@
               <w:txbxContent>
                 <w:p>
                   <w:pPr>
-                    <w:pStyle w:val="BodyText"/>
-                    <w:jc w:val="left"/>
                     <w:rPr>
                       <w:rFonts w:cs="B Nazanin"/>
-                      <w:b/>
-                      <w:bCs/>
                       <w:sz w:val="16"/>
                       <w:szCs w:val="16"/>
                       <w:rtl/>
@@ -76,9 +84,7 @@
                   <w:bookmarkStart w:id="1" w:name="OLE_LINK2"/>
                   <w:r>
                     <w:rPr>
-                      <w:rFonts w:cs="B Nazanin"/>
-                      <w:b/>
-                      <w:bCs/>
+                      <w:rFonts w:ascii="Times New Roman" w:hAnsi="Times New Roman" w:cs="B Nazanin" w:hint="cs"/>
                       <w:sz w:val="16"/>
                       <w:szCs w:val="16"/>
                       <w:rtl/>
@@ -88,8 +94,6 @@
                   <w:r>
                     <w:rPr>
                       <w:rFonts w:cs="B Nazanin" w:hint="cs"/>
-                      <w:b/>
-                      <w:bCs/>
                       <w:sz w:val="16"/>
                       <w:szCs w:val="16"/>
                       <w:rtl/>
@@ -99,8 +103,6 @@
                   <w:r>
                     <w:rPr>
                       <w:rFonts w:cs="B Nazanin" w:hint="cs"/>
-                      <w:b/>
-                      <w:bCs/>
                       <w:sz w:val="16"/>
                       <w:szCs w:val="16"/>
                       <w:rtl/>
@@ -110,33 +112,35 @@
                   <w:r>
                     <w:rPr>
                       <w:rFonts w:cs="B Nazanin" w:hint="cs"/>
-                      <w:b/>
-                      <w:bCs/>
                       <w:sz w:val="16"/>
                       <w:szCs w:val="16"/>
                       <w:rtl/>
-                      <w:lang w:bidi="fa-IR"/>
-                    </w:rPr>
-                    <w:t>2057</w:t>
+                    </w:rPr>
+                    <w:t>۲۰۵۷</w:t>
                   </w:r>
                   <w:r>
                     <w:rPr>
                       <w:rFonts w:cs="B Nazanin" w:hint="cs"/>
-                      <w:b/>
-                      <w:bCs/>
-                      <w:sz w:val="18"/>
-                      <w:szCs w:val="18"/>
-                      <w:rtl/>
-                    </w:rPr>
-                    <w:t xml:space="preserve"> </w:t>
+                      <w:sz w:val="16"/>
+                      <w:szCs w:val="16"/>
+                      <w:rtl/>
+                    </w:rPr>
+                    <w:t>/</w:t>
                   </w:r>
                   <w:r>
                     <w:rPr>
                       <w:rFonts w:cs="B Nazanin" w:hint="cs"/>
-                      <w:b/>
-                      <w:bCs/>
-                      <w:sz w:val="18"/>
-                      <w:szCs w:val="18"/>
+                      <w:sz w:val="16"/>
+                      <w:szCs w:val="16"/>
+                      <w:rtl/>
+                    </w:rPr>
+                    <w:t>۴۰</w:t>
+                  </w:r>
+                  <w:r>
+                    <w:rPr>
+                      <w:rFonts w:cs="B Nazanin" w:hint="cs"/>
+                      <w:sz w:val="16"/>
+                      <w:szCs w:val="16"/>
                       <w:rtl/>
                     </w:rPr>
                     <w:t>/</w:t>
@@ -144,21 +148,17 @@
                   <w:r>
                     <w:rPr>
                       <w:rFonts w:cs="B Nazanin" w:hint="cs"/>
-                      <w:b/>
-                      <w:bCs/>
-                      <w:sz w:val="18"/>
-                      <w:szCs w:val="18"/>
-                      <w:rtl/>
-                    </w:rPr>
-                    <w:t>40</w:t>
+                      <w:sz w:val="16"/>
+                      <w:szCs w:val="16"/>
+                      <w:rtl/>
+                    </w:rPr>
+                    <w:t>۳۰۱</w:t>
                   </w:r>
                   <w:r>
                     <w:rPr>
                       <w:rFonts w:cs="B Nazanin" w:hint="cs"/>
-                      <w:b/>
-                      <w:bCs/>
-                      <w:sz w:val="18"/>
-                      <w:szCs w:val="18"/>
+                      <w:sz w:val="16"/>
+                      <w:szCs w:val="16"/>
                       <w:rtl/>
                     </w:rPr>
                     <w:t>/</w:t>
@@ -166,146 +166,144 @@
                   <w:r>
                     <w:rPr>
                       <w:rFonts w:cs="B Nazanin" w:hint="cs"/>
-                      <w:b/>
-                      <w:bCs/>
-                      <w:sz w:val="18"/>
-                      <w:szCs w:val="18"/>
-                      <w:rtl/>
-                    </w:rPr>
-                    <w:t>301</w:t>
+                      <w:sz w:val="16"/>
+                      <w:szCs w:val="16"/>
+                      <w:rtl/>
+                    </w:rPr>
+                    <w:t>۵۱۵</w:t>
                   </w:r>
                   <w:r>
                     <w:rPr>
                       <w:rFonts w:cs="B Nazanin" w:hint="cs"/>
-                      <w:b/>
-                      <w:bCs/>
-                      <w:sz w:val="18"/>
-                      <w:szCs w:val="18"/>
-                      <w:rtl/>
-                    </w:rPr>
-                    <w:t>/515/زم</w:t>
+                      <w:sz w:val="16"/>
+                      <w:szCs w:val="16"/>
+                      <w:rtl/>
+                    </w:rPr>
+                    <w:t>/</w:t>
+                  </w:r>
+                  <w:r>
+                    <w:rPr>
+                      <w:rFonts w:ascii="Times New Roman" w:hAnsi="Times New Roman" w:cs="B Nazanin" w:hint="cs"/>
+                      <w:sz w:val="16"/>
+                      <w:szCs w:val="16"/>
+                      <w:rtl/>
+                    </w:rPr>
+                    <w:t>زم</w:t>
                   </w:r>
                 </w:p>
                 <w:p>
                   <w:pPr>
-                    <w:pStyle w:val="BodyText"/>
-                    <w:jc w:val="left"/>
-                    <w:rPr>
-                      <w:rFonts w:cs="B Nazanin"/>
-                      <w:b/>
-                      <w:bCs/>
+                    <w:jc w:val="both"/>
+                    <w:rPr>
+                      <w:rFonts w:ascii="Times New Roman" w:hAnsi="Times New Roman" w:cs="Times New Roman"/>
                       <w:sz w:val="16"/>
                       <w:szCs w:val="16"/>
-                      <w:rtl/>
                     </w:rPr>
                   </w:pPr>
                   <w:r>
                     <w:rPr>
-                      <w:rFonts w:cs="B Nazanin"/>
-                      <w:b/>
-                      <w:bCs/>
+                      <w:rFonts w:ascii="Times New Roman" w:hAnsi="Times New Roman" w:cs="B Nazanin" w:hint="cs"/>
                       <w:sz w:val="16"/>
                       <w:szCs w:val="16"/>
                       <w:rtl/>
                     </w:rPr>
-                    <w:t xml:space="preserve">تاريخ: </w:t>
-                  </w:r>
-                  <w:r>
-                    <w:rPr>
-                      <w:rFonts w:cs="B Nazanin" w:hint="cs"/>
-                      <w:b/>
-                      <w:bCs/>
+                    <w:t>تاريخ</w:t>
+                  </w:r>
+                  <w:r>
+                    <w:rPr>
+                      <w:rFonts w:cs="B Nazanin"/>
                       <w:sz w:val="16"/>
                       <w:szCs w:val="16"/>
                       <w:rtl/>
                     </w:rPr>
-                    <w:t xml:space="preserve">  </w:t>
-                  </w:r>
-                  <w:r>
-                    <w:rPr>
-                      <w:rFonts w:cs="B Nazanin"/>
-                      <w:b/>
-                      <w:bCs/>
+                    <w:t xml:space="preserve">: </w:t>
+                  </w:r>
+                  <w:r>
+                    <w:rPr>
+                      <w:rFonts w:cs="B Nazanin" w:hint="cs"/>
                       <w:sz w:val="16"/>
                       <w:szCs w:val="16"/>
-                    </w:rPr>
-                    <w:t xml:space="preserve">{{ </w:t>
-                  </w:r>
-                  <w:proofErr w:type="spellStart"/>
-                  <w:r>
-                    <w:rPr>
-                      <w:rFonts w:cs="B Nazanin"/>
-                      <w:b/>
-                      <w:bCs/>
+                      <w:rtl/>
+                    </w:rPr>
+                    <w:t xml:space="preserve">   </w:t>
+                  </w:r>
+                  <w:r>
+                    <w:rPr>
+                      <w:rFonts w:ascii="Times New Roman" w:hAnsi="Times New Roman" w:cs="Times New Roman"/>
                       <w:sz w:val="16"/>
                       <w:szCs w:val="16"/>
                     </w:rPr>
-                    <w:t>now|jalali</w:t>
-                  </w:r>
-                  <w:proofErr w:type="spellEnd"/>
-                  <w:r>
-                    <w:rPr>
-                      <w:rFonts w:cs="B Nazanin"/>
-                      <w:b/>
-                      <w:bCs/>
+                    <w:t xml:space="preserve">{{ </w:t>
+                  </w:r>
+                  <w:proofErr w:type="spellStart"/>
+                  <w:r>
+                    <w:rPr>
+                      <w:rFonts w:ascii="Times New Roman" w:hAnsi="Times New Roman" w:cs="Times New Roman"/>
                       <w:sz w:val="16"/>
                       <w:szCs w:val="16"/>
                     </w:rPr>
-                    <w:t xml:space="preserve"> }}</w:t>
-                  </w:r>
-                  <w:r>
-                    <w:rPr>
-                      <w:rFonts w:cs="B Nazanin" w:hint="cs"/>
-                      <w:b/>
-                      <w:bCs/>
+                    <w:t>now|jalali|fa_num</w:t>
+                  </w:r>
+                  <w:proofErr w:type="spellEnd"/>
+                  <w:r>
+                    <w:rPr>
+                      <w:rFonts w:ascii="Times New Roman" w:hAnsi="Times New Roman" w:cs="Times New Roman"/>
                       <w:sz w:val="16"/>
                       <w:szCs w:val="16"/>
-                      <w:rtl/>
-                    </w:rPr>
-                    <w:t xml:space="preserve"> </w:t>
+                    </w:rPr>
+                    <w:t xml:space="preserve"> }}</w:t>
                   </w:r>
                 </w:p>
                 <w:p>
                   <w:pPr>
-                    <w:pStyle w:val="BodyText"/>
-                    <w:jc w:val="left"/>
+                    <w:jc w:val="both"/>
                     <w:rPr>
                       <w:rFonts w:cs="B Nazanin"/>
-                      <w:b/>
-                      <w:bCs/>
                       <w:sz w:val="16"/>
                       <w:szCs w:val="16"/>
                       <w:rtl/>
-                      <w:lang w:bidi="fa-IR"/>
                     </w:rPr>
                   </w:pPr>
                   <w:r>
                     <w:rPr>
-                      <w:rFonts w:cs="B Nazanin"/>
-                      <w:b/>
-                      <w:bCs/>
+                      <w:rFonts w:cs="B Nazanin" w:hint="cs"/>
                       <w:sz w:val="16"/>
                       <w:szCs w:val="16"/>
                       <w:rtl/>
-                    </w:rPr>
-                    <w:t>پيوست:</w:t>
-                  </w:r>
-                  <w:r>
-                    <w:rPr>
-                      <w:rFonts w:cs="B Nazanin" w:hint="cs"/>
-                      <w:b/>
-                      <w:bCs/>
+                      <w:lang w:bidi="fa-IR"/>
+                    </w:rPr>
+                    <w:t>پ</w:t>
+                  </w:r>
+                  <w:r>
+                    <w:rPr>
+                      <w:rFonts w:ascii="Times New Roman" w:hAnsi="Times New Roman" w:cs="B Nazanin" w:hint="cs"/>
                       <w:sz w:val="16"/>
                       <w:szCs w:val="16"/>
                       <w:rtl/>
                     </w:rPr>
+                    <w:t>يوست</w:t>
+                  </w:r>
+                  <w:r>
+                    <w:rPr>
+                      <w:rFonts w:cs="B Nazanin"/>
+                      <w:sz w:val="16"/>
+                      <w:szCs w:val="16"/>
+                      <w:rtl/>
+                    </w:rPr>
+                    <w:t>:</w:t>
+                  </w:r>
+                  <w:r>
+                    <w:rPr>
+                      <w:rFonts w:cs="B Nazanin" w:hint="cs"/>
+                      <w:sz w:val="16"/>
+                      <w:szCs w:val="16"/>
+                      <w:rtl/>
+                    </w:rPr>
                     <w:t xml:space="preserve">            </w:t>
                   </w:r>
                   <w:r>
                     <w:rPr>
                       <w:rFonts w:cs="B Nazanin" w:hint="cs"/>
-                      <w:b/>
-                      <w:bCs/>
                       <w:sz w:val="16"/>
                       <w:szCs w:val="16"/>
                       <w:rtl/>
@@ -315,12 +313,8 @@
                 </w:p>
                 <w:p>
                   <w:pPr>
-                    <w:pStyle w:val="BodyText"/>
-                    <w:jc w:val="left"/>
                     <w:rPr>
                       <w:rFonts w:cs="B Nazanin"/>
-                      <w:b/>
-                      <w:bCs/>
                       <w:sz w:val="16"/>
                       <w:szCs w:val="16"/>
                       <w:rtl/>
@@ -328,42 +322,43 @@
                   </w:pPr>
                   <w:r>
                     <w:rPr>
-                      <w:rFonts w:cs="B Nazanin" w:hint="cs"/>
-                      <w:b/>
-                      <w:bCs/>
+                      <w:rFonts w:ascii="Times New Roman" w:hAnsi="Times New Roman" w:cs="B Nazanin" w:hint="cs"/>
                       <w:sz w:val="16"/>
                       <w:szCs w:val="16"/>
                       <w:rtl/>
                     </w:rPr>
-                    <w:t xml:space="preserve">ارجحيت :        </w:t>
+                    <w:t>ارجحيت</w:t>
                   </w:r>
                   <w:r>
                     <w:rPr>
                       <w:rFonts w:cs="B Nazanin" w:hint="cs"/>
-                      <w:b/>
-                      <w:bCs/>
                       <w:sz w:val="16"/>
                       <w:szCs w:val="16"/>
                       <w:rtl/>
                     </w:rPr>
-                    <w:t xml:space="preserve">   </w:t>
+                    <w:t xml:space="preserve"> :        </w:t>
                   </w:r>
                   <w:r>
                     <w:rPr>
                       <w:rFonts w:cs="B Nazanin" w:hint="cs"/>
-                      <w:b/>
-                      <w:bCs/>
                       <w:sz w:val="16"/>
                       <w:szCs w:val="16"/>
                       <w:rtl/>
                     </w:rPr>
+                    <w:t xml:space="preserve">   </w:t>
+                  </w:r>
+                  <w:r>
+                    <w:rPr>
+                      <w:rFonts w:cs="B Nazanin" w:hint="cs"/>
+                      <w:sz w:val="16"/>
+                      <w:szCs w:val="16"/>
+                      <w:rtl/>
+                    </w:rPr>
                     <w:t xml:space="preserve"> </w:t>
                   </w:r>
                   <w:r>
                     <w:rPr>
-                      <w:rFonts w:cs="B Nazanin" w:hint="cs"/>
-                      <w:b/>
-                      <w:bCs/>
+                      <w:rFonts w:ascii="Times New Roman" w:hAnsi="Times New Roman" w:cs="B Nazanin" w:hint="cs"/>
                       <w:sz w:val="16"/>
                       <w:szCs w:val="16"/>
                       <w:rtl/>
@@ -373,12 +368,8 @@
                 </w:p>
                 <w:p>
                   <w:pPr>
-                    <w:pStyle w:val="BodyText"/>
-                    <w:jc w:val="left"/>
                     <w:rPr>
                       <w:rFonts w:cs="B Nazanin"/>
-                      <w:b/>
-                      <w:bCs/>
                       <w:sz w:val="16"/>
                       <w:szCs w:val="16"/>
                       <w:rtl/>
@@ -386,22 +377,45 @@
                   </w:pPr>
                   <w:r>
                     <w:rPr>
-                      <w:rFonts w:cs="B Nazanin" w:hint="cs"/>
-                      <w:b/>
-                      <w:bCs/>
+                      <w:rFonts w:ascii="Times New Roman" w:hAnsi="Times New Roman" w:cs="B Nazanin" w:hint="cs"/>
                       <w:sz w:val="16"/>
                       <w:szCs w:val="16"/>
                       <w:rtl/>
                     </w:rPr>
-                    <w:t xml:space="preserve">طبقه بندي:  </w:t>
+                    <w:t>طبقه</w:t>
+                  </w:r>
+                  <w:r>
+                    <w:rPr>
+                      <w:rFonts w:cs="B Nazanin" w:hint="cs"/>
+                      <w:sz w:val="16"/>
+                      <w:szCs w:val="16"/>
+                      <w:rtl/>
+                    </w:rPr>
+                    <w:t xml:space="preserve"> </w:t>
+                  </w:r>
+                  <w:r>
+                    <w:rPr>
+                      <w:rFonts w:ascii="Times New Roman" w:hAnsi="Times New Roman" w:cs="B Nazanin" w:hint="cs"/>
+                      <w:sz w:val="16"/>
+                      <w:szCs w:val="16"/>
+                      <w:rtl/>
+                    </w:rPr>
+                    <w:t>بندي</w:t>
+                  </w:r>
+                  <w:r>
+                    <w:rPr>
+                      <w:rFonts w:cs="B Nazanin" w:hint="cs"/>
+                      <w:sz w:val="16"/>
+                      <w:szCs w:val="16"/>
+                      <w:rtl/>
+                    </w:rPr>
+                    <w:t xml:space="preserve">:  </w:t>
                   </w:r>
                   <w:bookmarkEnd w:id="0"/>
                   <w:bookmarkEnd w:id="1"/>
                   <w:r>
                     <w:rPr>
                       <w:rFonts w:cs="B Nazanin" w:hint="cs"/>
-                      <w:b/>
-                      <w:bCs/>
                       <w:sz w:val="16"/>
                       <w:szCs w:val="16"/>
                       <w:rtl/>
@@ -411,8 +425,6 @@
                   <w:r>
                     <w:rPr>
                       <w:rFonts w:cs="B Nazanin" w:hint="cs"/>
-                      <w:b/>
-                      <w:bCs/>
                       <w:sz w:val="16"/>
                       <w:szCs w:val="16"/>
                       <w:rtl/>
@@ -422,8 +434,6 @@
                   <w:r>
                     <w:rPr>
                       <w:rFonts w:cs="B Nazanin" w:hint="cs"/>
-                      <w:b/>
-                      <w:bCs/>
                       <w:sz w:val="16"/>
                       <w:szCs w:val="16"/>
                       <w:rtl/>
@@ -433,8 +443,6 @@
                   <w:r>
                     <w:rPr>
                       <w:rFonts w:cs="B Nazanin" w:hint="cs"/>
-                      <w:b/>
-                      <w:bCs/>
                       <w:sz w:val="16"/>
                       <w:szCs w:val="16"/>
                       <w:rtl/>
@@ -443,9 +451,7 @@
                   </w:r>
                   <w:r>
                     <w:rPr>
-                      <w:rFonts w:cs="B Nazanin" w:hint="cs"/>
-                      <w:b/>
-                      <w:bCs/>
+                      <w:rFonts w:ascii="Times New Roman" w:hAnsi="Times New Roman" w:cs="B Nazanin" w:hint="cs"/>
                       <w:sz w:val="16"/>
                       <w:szCs w:val="16"/>
                       <w:rtl/>
@@ -455,8 +461,6 @@
                   <w:r>
                     <w:rPr>
                       <w:rFonts w:cs="B Nazanin" w:hint="cs"/>
-                      <w:b/>
-                      <w:bCs/>
                       <w:sz w:val="16"/>
                       <w:szCs w:val="16"/>
                       <w:rtl/>
@@ -472,7 +476,7 @@
       </w:r>
       <w:r>
         <w:rPr>
-          <w:rFonts w:cs="DecoType Naskh Variants"/>
+          <w:rFonts w:ascii="B Nazanin" w:hAnsi="B Nazanin" w:cs="B Nazanin"/>
           <w:b/>
           <w:bCs/>
           <w:szCs w:val="28"/>
@@ -486,34 +490,24 @@
               <w:txbxContent>
                 <w:p>
                   <w:pPr>
-                    <w:pStyle w:val="BodyText2"/>
-                    <w:spacing w:after="0" w:line="360" w:lineRule="auto"/>
-                    <w:ind w:left="106" w:right="180" w:firstLine="288"/>
-                    <w:rPr>
-                      <w:rFonts w:ascii="Courier New" w:hAnsi="Courier New" w:cs="B Mitra"/>
-                      <w:b/>
-                      <w:bCs/>
-                      <w:szCs w:val="20"/>
+                    <w:rPr>
+                      <w:rFonts w:ascii="Times New Roman" w:hAnsi="Times New Roman" w:cs="B Nazanin"/>
+                      <w:sz w:val="24"/>
                       <w:rtl/>
                     </w:rPr>
                   </w:pPr>
                 </w:p>
                 <w:p>
                   <w:pPr>
-                    <w:pStyle w:val="BodyText2"/>
-                    <w:spacing w:after="0" w:line="360" w:lineRule="auto"/>
-                    <w:ind w:left="106" w:right="180" w:firstLine="288"/>
-                    <w:rPr>
-                      <w:rFonts w:cs="B Titr"/>
-                      <w:snapToGrid w:val="0"/>
+                    <w:rPr>
+                      <w:rFonts w:ascii="B Nazanin" w:hAnsi="B Nazanin" w:cs="B Nazanin"/>
                       <w:sz w:val="24"/>
                       <w:rtl/>
                     </w:rPr>
                   </w:pPr>
                   <w:r>
                     <w:rPr>
-                      <w:rFonts w:cs="B Titr" w:hint="cs"/>
-                      <w:snapToGrid w:val="0"/>
+                      <w:rFonts w:ascii="B Nazanin" w:hAnsi="B Nazanin" w:cs="B Nazanin"/>
                       <w:sz w:val="24"/>
                       <w:rtl/>
                     </w:rPr>
@@ -521,8 +515,7 @@
                   </w:r>
                   <w:r>
                     <w:rPr>
-                      <w:rFonts w:cs="B Titr" w:hint="cs"/>
-                      <w:snapToGrid w:val="0"/>
+                      <w:rFonts w:ascii="B Nazanin" w:hAnsi="B Nazanin" w:cs="B Nazanin"/>
                       <w:sz w:val="24"/>
                       <w:rtl/>
                     </w:rPr>
@@ -530,8 +523,7 @@
                   </w:r>
                   <w:r>
                     <w:rPr>
-                      <w:rFonts w:cs="B Titr" w:hint="cs"/>
-                      <w:snapToGrid w:val="0"/>
+                      <w:rFonts w:ascii="B Nazanin" w:hAnsi="B Nazanin" w:cs="B Nazanin"/>
                       <w:sz w:val="24"/>
                       <w:rtl/>
                     </w:rPr>
@@ -540,21 +532,15 @@
                 </w:p>
                 <w:p>
                   <w:pPr>
-                    <w:pStyle w:val="BodyText2"/>
-                    <w:spacing w:after="0" w:line="360" w:lineRule="auto"/>
-                    <w:ind w:left="106" w:right="180" w:firstLine="288"/>
-                    <w:rPr>
-                      <w:rFonts w:cs="B Titr"/>
-                      <w:snapToGrid w:val="0"/>
-                      <w:sz w:val="24"/>
-                      <w:rtl/>
-                      <w:lang w:bidi="fa-IR"/>
+                    <w:rPr>
+                      <w:rFonts w:ascii="B Nazanin" w:hAnsi="B Nazanin" w:cs="B Nazanin"/>
+                      <w:sz w:val="24"/>
+                      <w:rtl/>
                     </w:rPr>
                   </w:pPr>
                   <w:r>
                     <w:rPr>
-                      <w:rFonts w:cs="B Titr" w:hint="cs"/>
-                      <w:snapToGrid w:val="0"/>
+                      <w:rFonts w:ascii="B Nazanin" w:hAnsi="B Nazanin" w:cs="B Nazanin"/>
                       <w:sz w:val="24"/>
                       <w:rtl/>
                     </w:rPr>
@@ -562,8 +548,7 @@
                   </w:r>
                   <w:r>
                     <w:rPr>
-                      <w:rFonts w:cs="B Titr" w:hint="cs"/>
-                      <w:snapToGrid w:val="0"/>
+                      <w:rFonts w:ascii="B Nazanin" w:hAnsi="B Nazanin" w:cs="B Nazanin"/>
                       <w:sz w:val="24"/>
                       <w:rtl/>
                     </w:rPr>
@@ -571,8 +556,7 @@
                   </w:r>
                   <w:r>
                     <w:rPr>
-                      <w:rFonts w:cs="B Titr" w:hint="cs"/>
-                      <w:snapToGrid w:val="0"/>
+                      <w:rFonts w:ascii="B Nazanin" w:hAnsi="B Nazanin" w:cs="B Nazanin"/>
                       <w:sz w:val="24"/>
                       <w:rtl/>
                     </w:rPr>
@@ -581,20 +565,15 @@
                 </w:p>
                 <w:p>
                   <w:pPr>
-                    <w:pStyle w:val="BodyText2"/>
-                    <w:spacing w:after="0" w:line="360" w:lineRule="auto"/>
-                    <w:ind w:left="106" w:right="180" w:firstLine="288"/>
-                    <w:rPr>
-                      <w:rFonts w:cs="B Titr"/>
-                      <w:snapToGrid w:val="0"/>
+                    <w:rPr>
+                      <w:rFonts w:ascii="B Nazanin" w:hAnsi="B Nazanin" w:cs="B Nazanin"/>
                       <w:sz w:val="24"/>
                       <w:rtl/>
                     </w:rPr>
                   </w:pPr>
                   <w:r>
                     <w:rPr>
-                      <w:rFonts w:cs="B Titr" w:hint="cs"/>
-                      <w:snapToGrid w:val="0"/>
+                      <w:rFonts w:ascii="B Nazanin" w:hAnsi="B Nazanin" w:cs="B Nazanin"/>
                       <w:sz w:val="24"/>
                       <w:rtl/>
                     </w:rPr>
@@ -602,8 +581,7 @@
                   </w:r>
                   <w:r>
                     <w:rPr>
-                      <w:rFonts w:cs="B Titr" w:hint="cs"/>
-                      <w:snapToGrid w:val="0"/>
+                      <w:rFonts w:ascii="B Nazanin" w:hAnsi="B Nazanin" w:cs="B Nazanin"/>
                       <w:sz w:val="24"/>
                       <w:rtl/>
                     </w:rPr>
@@ -612,813 +590,730 @@
                 </w:p>
                 <w:p>
                   <w:pPr>
-                    <w:pStyle w:val="BodyText2"/>
-                    <w:spacing w:after="0" w:line="360" w:lineRule="auto"/>
-                    <w:ind w:left="106" w:right="180" w:firstLine="288"/>
-                    <w:rPr>
-                      <w:rFonts w:cs="B Titr"/>
-                      <w:snapToGrid w:val="0"/>
+                    <w:rPr>
+                      <w:rFonts w:ascii="B Nazanin" w:hAnsi="B Nazanin" w:cs="B Nazanin"/>
                       <w:sz w:val="24"/>
                       <w:rtl/>
                     </w:rPr>
                   </w:pPr>
-                  <w:r>
-                    <w:rPr>
-                      <w:rFonts w:cs="B Titr" w:hint="cs"/>
-                      <w:snapToGrid w:val="0"/>
-                      <w:sz w:val="24"/>
-                      <w:rtl/>
-                    </w:rPr>
-                    <w:t>سلام علیکم؛</w:t>
-                  </w:r>
                 </w:p>
                 <w:p>
                   <w:pPr>
-                    <w:pStyle w:val="Header"/>
-                    <w:tabs>
-                      <w:tab w:val="left" w:pos="720"/>
-                    </w:tabs>
-                    <w:spacing w:line="360" w:lineRule="auto"/>
-                    <w:ind w:right="142"/>
-                    <w:rPr>
-                      <w:rFonts w:ascii="Courier New" w:hAnsi="Courier New" w:cs="B Nazanin"/>
-                      <w:b/>
-                      <w:bCs/>
-                      <w:snapToGrid/>
-                      <w:sz w:val="22"/>
-                      <w:szCs w:val="22"/>
-                      <w:rtl/>
-                      <w:lang w:bidi="fa-IR"/>
+                    <w:rPr>
+                      <w:rFonts w:ascii="B Nazanin" w:hAnsi="B Nazanin" w:cs="B Nazanin"/>
+                      <w:sz w:val="24"/>
+                      <w:rtl/>
                     </w:rPr>
                   </w:pPr>
                   <w:r>
                     <w:rPr>
-                      <w:rFonts w:ascii="Courier New" w:hAnsi="Courier New" w:cs="B Nazanin" w:hint="cs"/>
-                      <w:b/>
-                      <w:bCs/>
-                      <w:snapToGrid/>
-                      <w:sz w:val="22"/>
-                      <w:szCs w:val="22"/>
-                      <w:rtl/>
-                      <w:lang w:bidi="fa-IR"/>
-                    </w:rPr>
-                    <w:t>گواهی می شود</w:t>
-                  </w:r>
-                  <w:r>
-                    <w:rPr>
-                      <w:rFonts w:ascii="Courier New" w:hAnsi="Courier New" w:cs="B Nazanin" w:hint="cs"/>
-                      <w:b/>
-                      <w:bCs/>
-                      <w:snapToGrid/>
-                      <w:sz w:val="22"/>
-                      <w:szCs w:val="22"/>
-                      <w:rtl/>
-                      <w:lang w:bidi="fa-IR"/>
-                    </w:rPr>
-                    <w:t xml:space="preserve"> </w:t>
-                  </w:r>
-                  <w:r>
-                    <w:rPr>
-                      <w:rFonts w:ascii="Courier New" w:hAnsi="Courier New" w:cs="B Nazanin" w:hint="cs"/>
-                      <w:b/>
-                      <w:bCs/>
-                      <w:snapToGrid/>
-                      <w:color w:val="FF0000"/>
-                      <w:sz w:val="22"/>
-                      <w:szCs w:val="22"/>
-                      <w:rtl/>
-                      <w:lang w:bidi="fa-IR"/>
-                    </w:rPr>
-                    <w:t>سرباز</w:t>
-                  </w:r>
-                  <w:r>
-                    <w:rPr>
-                      <w:rFonts w:ascii="Courier New" w:hAnsi="Courier New" w:cs="B Nazanin" w:hint="cs"/>
-                      <w:b/>
-                      <w:bCs/>
-                      <w:snapToGrid/>
-                      <w:sz w:val="22"/>
-                      <w:szCs w:val="22"/>
-                      <w:rtl/>
-                      <w:lang w:bidi="fa-IR"/>
-                    </w:rPr>
-                    <w:t xml:space="preserve"> </w:t>
-                  </w:r>
-                  <w:r>
-                    <w:rPr>
-                      <w:rFonts w:ascii="Courier New" w:hAnsi="Courier New" w:cs="B Nazanin" w:hint="cs"/>
-                      <w:b/>
-                      <w:bCs/>
-                      <w:snapToGrid/>
-                      <w:sz w:val="22"/>
-                      <w:szCs w:val="22"/>
-                      <w:rtl/>
-                      <w:lang w:bidi="fa-IR"/>
-                    </w:rPr>
-                    <w:t xml:space="preserve"> وظیفه </w:t>
-                  </w:r>
-                  <w:r>
-                    <w:rPr>
-                      <w:rFonts w:ascii="Courier New" w:hAnsi="Courier New" w:cs="B Nazanin" w:hint="cs"/>
-                      <w:b/>
-                      <w:bCs/>
-                      <w:snapToGrid/>
-                      <w:sz w:val="22"/>
-                      <w:szCs w:val="22"/>
-                      <w:rtl/>
-                      <w:lang w:bidi="fa-IR"/>
-                    </w:rPr>
-                    <w:t xml:space="preserve">: </w:t>
-                  </w:r>
-                  <w:r>
-                    <w:rPr>
-                      <w:rFonts w:ascii="Courier New" w:hAnsi="Courier New" w:cs="B Nazanin"/>
-                      <w:b/>
-                      <w:bCs/>
-                      <w:snapToGrid/>
-                      <w:sz w:val="22"/>
-                      <w:szCs w:val="22"/>
-                      <w:lang w:bidi="fa-IR"/>
-                    </w:rPr>
-                    <w:t xml:space="preserve">{{ </w:t>
-                  </w:r>
-                  <w:proofErr w:type="spellStart"/>
-                  <w:r>
-                    <w:rPr>
-                      <w:rFonts w:ascii="Courier New" w:hAnsi="Courier New" w:cs="B Nazanin"/>
-                      <w:b/>
-                      <w:bCs/>
-                      <w:snapToGrid/>
-                      <w:sz w:val="22"/>
-                      <w:szCs w:val="22"/>
-                      <w:lang w:bidi="fa-IR"/>
-                    </w:rPr>
-                    <w:t>soldier.full_name</w:t>
-                  </w:r>
-                  <w:proofErr w:type="spellEnd"/>
-                  <w:r>
-                    <w:rPr>
-                      <w:rFonts w:ascii="Courier New" w:hAnsi="Courier New" w:cs="B Nazanin"/>
-                      <w:b/>
-                      <w:bCs/>
-                      <w:snapToGrid/>
-                      <w:sz w:val="22"/>
-                      <w:szCs w:val="22"/>
-                      <w:lang w:bidi="fa-IR"/>
-                    </w:rPr>
-                    <w:t xml:space="preserve"> }}</w:t>
+                      <w:rFonts w:ascii="B Nazanin" w:hAnsi="B Nazanin" w:cs="B Nazanin"/>
+                      <w:sz w:val="24"/>
+                      <w:rtl/>
+                    </w:rPr>
+                    <w:t>سلام علیکم؛</w:t>
                   </w:r>
                 </w:p>
                 <w:p>
                   <w:pPr>
-                    <w:pStyle w:val="Header"/>
-                    <w:tabs>
-                      <w:tab w:val="left" w:pos="720"/>
-                    </w:tabs>
-                    <w:spacing w:line="360" w:lineRule="auto"/>
-                    <w:ind w:right="142"/>
-                    <w:rPr>
-                      <w:rFonts w:ascii="Courier New" w:hAnsi="Courier New" w:cs="B Nazanin"/>
-                      <w:b/>
-                      <w:bCs/>
-                      <w:snapToGrid/>
-                      <w:sz w:val="24"/>
-                      <w:szCs w:val="24"/>
-                      <w:rtl/>
-                      <w:lang w:bidi="fa-IR"/>
+                    <w:rPr>
+                      <w:rFonts w:ascii="B Nazanin" w:hAnsi="B Nazanin" w:cs="B Nazanin"/>
+                      <w:sz w:val="24"/>
+                      <w:rtl/>
                     </w:rPr>
                   </w:pPr>
                   <w:r>
                     <w:rPr>
-                      <w:rFonts w:cs="B Nazanin" w:hint="cs"/>
-                      <w:sz w:val="24"/>
-                      <w:szCs w:val="24"/>
-                      <w:rtl/>
-                    </w:rPr>
-                    <w:t>به</w:t>
-                  </w:r>
-                  <w:r>
-                    <w:rPr>
-                      <w:rFonts w:cs="B Nazanin" w:hint="cs"/>
-                      <w:sz w:val="24"/>
-                      <w:szCs w:val="24"/>
-                      <w:rtl/>
-                    </w:rPr>
-                    <w:t xml:space="preserve"> شماره ملی </w:t>
-                  </w:r>
-                  <w:r>
-                    <w:rPr>
-                      <w:rFonts w:cs="B Nazanin" w:hint="cs"/>
-                      <w:sz w:val="24"/>
-                      <w:szCs w:val="24"/>
+                      <w:rFonts w:ascii="B Nazanin" w:hAnsi="B Nazanin" w:cs="B Nazanin"/>
+                      <w:sz w:val="24"/>
+                      <w:rtl/>
+                    </w:rPr>
+                    <w:t>گواهی می شود</w:t>
+                  </w:r>
+                  <w:r>
+                    <w:rPr>
+                      <w:rFonts w:ascii="B Nazanin" w:hAnsi="B Nazanin" w:cs="B Nazanin"/>
+                      <w:sz w:val="24"/>
                       <w:rtl/>
                     </w:rPr>
                     <w:t xml:space="preserve"> </w:t>
                   </w:r>
                   <w:r>
                     <w:rPr>
-                      <w:rFonts w:ascii="Courier New" w:hAnsi="Courier New" w:cs="B Nazanin"/>
-                      <w:b/>
-                      <w:bCs/>
-                      <w:snapToGrid/>
-                      <w:sz w:val="24"/>
-                      <w:szCs w:val="24"/>
-                      <w:lang w:bidi="fa-IR"/>
+                      <w:rFonts w:ascii="B Nazanin" w:hAnsi="B Nazanin" w:cs="B Nazanin"/>
+                      <w:sz w:val="24"/>
                     </w:rPr>
                     <w:t xml:space="preserve">{{ </w:t>
                   </w:r>
                   <w:proofErr w:type="spellStart"/>
                   <w:r>
                     <w:rPr>
-                      <w:rFonts w:ascii="Courier New" w:hAnsi="Courier New" w:cs="B Nazanin"/>
-                      <w:b/>
-                      <w:bCs/>
-                      <w:snapToGrid/>
-                      <w:sz w:val="24"/>
-                      <w:szCs w:val="24"/>
-                      <w:lang w:bidi="fa-IR"/>
-                    </w:rPr>
-                    <w:t>soldier.national_code</w:t>
+                      <w:rFonts w:ascii="B Nazanin" w:hAnsi="B Nazanin" w:cs="B Nazanin"/>
+                      <w:sz w:val="24"/>
+                    </w:rPr>
+                    <w:t>soldier.get_type_str</w:t>
                   </w:r>
                   <w:proofErr w:type="spellEnd"/>
                   <w:r>
                     <w:rPr>
-                      <w:rFonts w:ascii="Courier New" w:hAnsi="Courier New" w:cs="B Nazanin"/>
-                      <w:b/>
-                      <w:bCs/>
-                      <w:snapToGrid/>
-                      <w:sz w:val="24"/>
-                      <w:szCs w:val="24"/>
-                      <w:lang w:bidi="fa-IR"/>
+                      <w:rFonts w:ascii="B Nazanin" w:hAnsi="B Nazanin" w:cs="B Nazanin"/>
+                      <w:sz w:val="24"/>
+                    </w:rPr>
+                    <w:t>() }}</w:t>
+                  </w:r>
+                  <w:r>
+                    <w:rPr>
+                      <w:rFonts w:ascii="B Nazanin" w:hAnsi="B Nazanin" w:cs="B Nazanin"/>
+                      <w:sz w:val="24"/>
+                      <w:rtl/>
+                    </w:rPr>
+                    <w:t xml:space="preserve"> </w:t>
+                  </w:r>
+                  <w:r>
+                    <w:rPr>
+                      <w:rFonts w:ascii="B Nazanin" w:hAnsi="B Nazanin" w:cs="B Nazanin"/>
+                      <w:sz w:val="24"/>
+                      <w:rtl/>
+                    </w:rPr>
+                    <w:t xml:space="preserve">وظیفه </w:t>
+                  </w:r>
+                  <w:r>
+                    <w:rPr>
+                      <w:rFonts w:ascii="B Nazanin" w:hAnsi="B Nazanin" w:cs="B Nazanin"/>
+                      <w:sz w:val="24"/>
+                      <w:rtl/>
+                    </w:rPr>
+                    <w:t xml:space="preserve">: </w:t>
+                  </w:r>
+                  <w:r>
+                    <w:rPr>
+                      <w:rFonts w:ascii="B Nazanin" w:hAnsi="B Nazanin" w:cs="B Nazanin"/>
+                      <w:sz w:val="24"/>
+                    </w:rPr>
+                    <w:t xml:space="preserve">{{ </w:t>
+                  </w:r>
+                  <w:proofErr w:type="spellStart"/>
+                  <w:r>
+                    <w:rPr>
+                      <w:rFonts w:ascii="B Nazanin" w:hAnsi="B Nazanin" w:cs="B Nazanin"/>
+                      <w:sz w:val="24"/>
+                    </w:rPr>
+                    <w:t>soldier.full_name</w:t>
+                  </w:r>
+                  <w:proofErr w:type="spellEnd"/>
+                  <w:r>
+                    <w:rPr>
+                      <w:rFonts w:ascii="B Nazanin" w:hAnsi="B Nazanin" w:cs="B Nazanin"/>
+                      <w:sz w:val="24"/>
                     </w:rPr>
                     <w:t xml:space="preserve"> }}</w:t>
-                  </w:r>
-                  <w:r>
-                    <w:rPr>
-                      <w:rFonts w:ascii="Courier New" w:hAnsi="Courier New" w:cs="B Nazanin" w:hint="cs"/>
-                      <w:b/>
-                      <w:bCs/>
-                      <w:snapToGrid/>
-                      <w:sz w:val="24"/>
-                      <w:szCs w:val="24"/>
-                      <w:rtl/>
-                      <w:lang w:bidi="fa-IR"/>
-                    </w:rPr>
-                    <w:t xml:space="preserve"> </w:t>
-                  </w:r>
-                  <w:r>
-                    <w:rPr>
-                      <w:rFonts w:cs="B Nazanin" w:hint="cs"/>
-                      <w:sz w:val="24"/>
-                      <w:szCs w:val="24"/>
-                      <w:rtl/>
-                    </w:rPr>
-                    <w:t>فرزند</w:t>
-                  </w:r>
-                  <w:r>
-                    <w:rPr>
-                      <w:rFonts w:cs="B Nazanin" w:hint="cs"/>
-                      <w:sz w:val="24"/>
-                      <w:szCs w:val="24"/>
-                      <w:rtl/>
-                    </w:rPr>
-                    <w:t xml:space="preserve"> </w:t>
-                  </w:r>
-                  <w:r>
-                    <w:rPr>
-                      <w:rFonts w:ascii="Courier New" w:hAnsi="Courier New" w:cs="B Nazanin"/>
-                      <w:b/>
-                      <w:bCs/>
-                      <w:snapToGrid/>
-                      <w:sz w:val="24"/>
-                      <w:szCs w:val="24"/>
-                      <w:lang w:bidi="fa-IR"/>
-                    </w:rPr>
-                    <w:t xml:space="preserve">{{ </w:t>
-                  </w:r>
-                  <w:proofErr w:type="spellStart"/>
-                  <w:r>
-                    <w:rPr>
-                      <w:rFonts w:ascii="Courier New" w:hAnsi="Courier New" w:cs="B Nazanin"/>
-                      <w:b/>
-                      <w:bCs/>
-                      <w:snapToGrid/>
-                      <w:sz w:val="24"/>
-                      <w:szCs w:val="24"/>
-                      <w:lang w:bidi="fa-IR"/>
-                    </w:rPr>
-                    <w:t>soldier.father_name</w:t>
-                  </w:r>
-                  <w:proofErr w:type="spellEnd"/>
-                  <w:r>
-                    <w:rPr>
-                      <w:rFonts w:ascii="Courier New" w:hAnsi="Courier New" w:cs="B Nazanin"/>
-                      <w:b/>
-                      <w:bCs/>
-                      <w:snapToGrid/>
-                      <w:sz w:val="24"/>
-                      <w:szCs w:val="24"/>
-                      <w:lang w:bidi="fa-IR"/>
-                    </w:rPr>
-                    <w:t xml:space="preserve"> }}</w:t>
-                  </w:r>
-                  <w:r>
-                    <w:rPr>
-                      <w:rFonts w:ascii="Courier New" w:hAnsi="Courier New" w:cs="B Nazanin" w:hint="cs"/>
-                      <w:b/>
-                      <w:bCs/>
-                      <w:snapToGrid/>
-                      <w:sz w:val="24"/>
-                      <w:szCs w:val="24"/>
-                      <w:rtl/>
-                      <w:lang w:bidi="fa-IR"/>
-                    </w:rPr>
-                    <w:t xml:space="preserve"> </w:t>
-                  </w:r>
-                  <w:r>
-                    <w:rPr>
-                      <w:rFonts w:cs="B Nazanin" w:hint="cs"/>
-                      <w:sz w:val="24"/>
-                      <w:szCs w:val="24"/>
-                      <w:rtl/>
-                    </w:rPr>
-                    <w:t xml:space="preserve">تاریخ اعزام   </w:t>
-                  </w:r>
-                  <w:r>
-                    <w:rPr>
-                      <w:rFonts w:ascii="Courier New" w:hAnsi="Courier New" w:cs="B Nazanin"/>
-                      <w:b/>
-                      <w:bCs/>
-                      <w:snapToGrid/>
-                      <w:sz w:val="24"/>
-                      <w:szCs w:val="24"/>
-                      <w:lang w:bidi="fa-IR"/>
-                    </w:rPr>
-                    <w:t xml:space="preserve">{{ </w:t>
-                  </w:r>
-                  <w:proofErr w:type="spellStart"/>
-                  <w:r>
-                    <w:rPr>
-                      <w:rFonts w:ascii="Courier New" w:hAnsi="Courier New" w:cs="B Nazanin"/>
-                      <w:b/>
-                      <w:bCs/>
-                      <w:snapToGrid/>
-                      <w:sz w:val="24"/>
-                      <w:szCs w:val="24"/>
-                      <w:lang w:bidi="fa-IR"/>
-                    </w:rPr>
-                    <w:t>soldier.service_start_date|jalali</w:t>
-                  </w:r>
-                  <w:proofErr w:type="spellEnd"/>
-                  <w:r>
-                    <w:rPr>
-                      <w:rFonts w:ascii="Courier New" w:hAnsi="Courier New" w:cs="B Nazanin"/>
-                      <w:b/>
-                      <w:bCs/>
-                      <w:snapToGrid/>
-                      <w:sz w:val="24"/>
-                      <w:szCs w:val="24"/>
-                      <w:lang w:bidi="fa-IR"/>
-                    </w:rPr>
-                    <w:t xml:space="preserve"> }}</w:t>
-                  </w:r>
-                  <w:r>
-                    <w:rPr>
-                      <w:rFonts w:ascii="Courier New" w:hAnsi="Courier New" w:cs="B Nazanin" w:hint="cs"/>
-                      <w:b/>
-                      <w:bCs/>
-                      <w:snapToGrid/>
-                      <w:sz w:val="24"/>
-                      <w:szCs w:val="24"/>
-                      <w:rtl/>
-                      <w:lang w:bidi="fa-IR"/>
-                    </w:rPr>
-                    <w:t xml:space="preserve"> </w:t>
-                  </w:r>
-                  <w:r>
-                    <w:rPr>
-                      <w:rFonts w:cs="B Nazanin" w:hint="cs"/>
-                      <w:sz w:val="24"/>
-                      <w:szCs w:val="24"/>
-                      <w:rtl/>
-                    </w:rPr>
-                    <w:t>از تاریخ</w:t>
-                  </w:r>
-                  <w:r>
-                    <w:rPr>
-                      <w:rFonts w:cs="B Nazanin" w:hint="cs"/>
-                      <w:sz w:val="24"/>
-                      <w:szCs w:val="24"/>
-                      <w:rtl/>
-                    </w:rPr>
-                    <w:t xml:space="preserve"> </w:t>
-                  </w:r>
-                  <w:r>
-                    <w:rPr>
-                      <w:rFonts w:cs="B Nazanin" w:hint="cs"/>
-                      <w:sz w:val="24"/>
-                      <w:szCs w:val="24"/>
-                      <w:rtl/>
-                    </w:rPr>
-                    <w:t xml:space="preserve"> </w:t>
-                  </w:r>
-                  <w:r>
-                    <w:rPr>
-                      <w:rFonts w:ascii="Courier New" w:hAnsi="Courier New" w:cs="B Nazanin" w:hint="cs"/>
-                      <w:b/>
-                      <w:bCs/>
-                      <w:snapToGrid/>
-                      <w:sz w:val="24"/>
-                      <w:szCs w:val="24"/>
-                      <w:rtl/>
-                      <w:lang w:bidi="fa-IR"/>
-                    </w:rPr>
-                    <w:t xml:space="preserve"> </w:t>
-                  </w:r>
-                  <w:r>
-                    <w:rPr>
-                      <w:rFonts w:ascii="Courier New" w:hAnsi="Courier New" w:cs="B Nazanin"/>
-                      <w:b/>
-                      <w:bCs/>
-                      <w:snapToGrid/>
-                      <w:sz w:val="24"/>
-                      <w:szCs w:val="24"/>
-                      <w:lang w:bidi="fa-IR"/>
-                    </w:rPr>
-                    <w:t xml:space="preserve">{{ </w:t>
-                  </w:r>
-                  <w:proofErr w:type="spellStart"/>
-                  <w:r>
-                    <w:rPr>
-                      <w:rFonts w:ascii="Courier New" w:hAnsi="Courier New" w:cs="B Nazanin"/>
-                      <w:b/>
-                      <w:bCs/>
-                      <w:snapToGrid/>
-                      <w:sz w:val="24"/>
-                      <w:szCs w:val="24"/>
-                      <w:lang w:bidi="fa-IR"/>
-                    </w:rPr>
-                    <w:t>soldier.arrival_date|jalali</w:t>
-                  </w:r>
-                  <w:proofErr w:type="spellEnd"/>
-                  <w:r>
-                    <w:rPr>
-                      <w:rFonts w:ascii="Courier New" w:hAnsi="Courier New" w:cs="B Nazanin"/>
-                      <w:b/>
-                      <w:bCs/>
-                      <w:snapToGrid/>
-                      <w:sz w:val="24"/>
-                      <w:szCs w:val="24"/>
-                      <w:lang w:bidi="fa-IR"/>
-                    </w:rPr>
-                    <w:t xml:space="preserve"> }}</w:t>
-                  </w:r>
-                  <w:r>
-                    <w:rPr>
-                      <w:rFonts w:ascii="Courier New" w:hAnsi="Courier New" w:cs="B Nazanin" w:hint="cs"/>
-                      <w:b/>
-                      <w:bCs/>
-                      <w:snapToGrid/>
-                      <w:sz w:val="24"/>
-                      <w:szCs w:val="24"/>
-                      <w:rtl/>
-                      <w:lang w:bidi="fa-IR"/>
-                    </w:rPr>
-                    <w:t xml:space="preserve"> </w:t>
-                  </w:r>
-                  <w:r>
-                    <w:rPr>
-                      <w:rFonts w:cs="B Nazanin" w:hint="cs"/>
-                      <w:sz w:val="24"/>
-                      <w:szCs w:val="24"/>
-                      <w:rtl/>
-                    </w:rPr>
-                    <w:t>تا تاریخ</w:t>
-                  </w:r>
-                  <w:r>
-                    <w:rPr>
-                      <w:rFonts w:cs="B Nazanin" w:hint="cs"/>
-                      <w:sz w:val="24"/>
-                      <w:szCs w:val="24"/>
-                      <w:rtl/>
-                    </w:rPr>
-                    <w:t xml:space="preserve"> </w:t>
-                  </w:r>
-                  <w:r>
-                    <w:rPr>
-                      <w:rFonts w:ascii="Courier New" w:hAnsi="Courier New" w:cs="B Nazanin"/>
-                      <w:b/>
-                      <w:bCs/>
-                      <w:snapToGrid/>
-                      <w:sz w:val="24"/>
-                      <w:szCs w:val="24"/>
-                      <w:lang w:bidi="fa-IR"/>
-                    </w:rPr>
-                    <w:t xml:space="preserve">{{ </w:t>
-                  </w:r>
-                  <w:proofErr w:type="spellStart"/>
-                  <w:r>
-                    <w:rPr>
-                      <w:rFonts w:ascii="Courier New" w:hAnsi="Courier New" w:cs="B Nazanin"/>
-                      <w:b/>
-                      <w:bCs/>
-                      <w:snapToGrid/>
-                      <w:sz w:val="24"/>
-                      <w:szCs w:val="24"/>
-                      <w:lang w:bidi="fa-IR"/>
-                    </w:rPr>
-                    <w:t>soldier.service_end_date</w:t>
-                  </w:r>
-                  <w:proofErr w:type="spellEnd"/>
-                  <w:r>
-                    <w:rPr>
-                      <w:rFonts w:ascii="Courier New" w:hAnsi="Courier New" w:cs="B Nazanin"/>
-                      <w:b/>
-                      <w:bCs/>
-                      <w:snapToGrid/>
-                      <w:sz w:val="24"/>
-                      <w:szCs w:val="24"/>
-                      <w:lang w:bidi="fa-IR"/>
-                    </w:rPr>
-                    <w:t>()</w:t>
-                  </w:r>
-                  <w:r>
-                    <w:rPr>
-                      <w:rFonts w:ascii="Courier New" w:hAnsi="Courier New" w:cs="B Nazanin"/>
-                      <w:b/>
-                      <w:bCs/>
-                      <w:snapToGrid/>
-                      <w:sz w:val="24"/>
-                      <w:szCs w:val="24"/>
-                      <w:lang w:bidi="fa-IR"/>
-                    </w:rPr>
-                    <w:t>|</w:t>
-                  </w:r>
-                  <w:proofErr w:type="spellStart"/>
-                  <w:r>
-                    <w:rPr>
-                      <w:rFonts w:ascii="Courier New" w:hAnsi="Courier New" w:cs="B Nazanin"/>
-                      <w:b/>
-                      <w:bCs/>
-                      <w:snapToGrid/>
-                      <w:sz w:val="24"/>
-                      <w:szCs w:val="24"/>
-                      <w:lang w:bidi="fa-IR"/>
-                    </w:rPr>
-                    <w:t>jalali</w:t>
-                  </w:r>
-                  <w:proofErr w:type="spellEnd"/>
-                  <w:r>
-                    <w:rPr>
-                      <w:rFonts w:ascii="Courier New" w:hAnsi="Courier New" w:cs="B Nazanin"/>
-                      <w:b/>
-                      <w:bCs/>
-                      <w:snapToGrid/>
-                      <w:sz w:val="24"/>
-                      <w:szCs w:val="24"/>
-                      <w:lang w:bidi="fa-IR"/>
-                    </w:rPr>
-                    <w:t xml:space="preserve"> }}</w:t>
-                  </w:r>
-                  <w:r>
-                    <w:rPr>
-                      <w:rFonts w:ascii="Courier New" w:hAnsi="Courier New" w:cs="B Nazanin" w:hint="cs"/>
-                      <w:b/>
-                      <w:bCs/>
-                      <w:snapToGrid/>
-                      <w:sz w:val="24"/>
-                      <w:szCs w:val="24"/>
-                      <w:rtl/>
-                      <w:lang w:bidi="fa-IR"/>
-                    </w:rPr>
-                    <w:t xml:space="preserve"> </w:t>
-                  </w:r>
-                  <w:r>
-                    <w:rPr>
-                      <w:rFonts w:cs="B Nazanin" w:hint="cs"/>
-                      <w:sz w:val="24"/>
-                      <w:szCs w:val="24"/>
-                      <w:rtl/>
-                    </w:rPr>
-                    <w:t>مدت</w:t>
-                  </w:r>
-                  <w:r>
-                    <w:rPr>
-                      <w:rFonts w:cs="B Nazanin" w:hint="cs"/>
-                      <w:b/>
-                      <w:bCs/>
-                      <w:sz w:val="24"/>
-                      <w:szCs w:val="24"/>
-                      <w:rtl/>
-                    </w:rPr>
-                    <w:t xml:space="preserve"> </w:t>
-                  </w:r>
-                  <w:r>
-                    <w:rPr>
-                      <w:rFonts w:cs="B Nazanin" w:hint="cs"/>
-                      <w:b/>
-                      <w:bCs/>
-                      <w:color w:val="FF0000"/>
-                      <w:sz w:val="28"/>
-                      <w:szCs w:val="28"/>
-                      <w:rtl/>
-                    </w:rPr>
-                    <w:t>*</w:t>
-                  </w:r>
-                  <w:r>
-                    <w:rPr>
-                      <w:rFonts w:cs="B Nazanin" w:hint="cs"/>
-                      <w:sz w:val="28"/>
-                      <w:szCs w:val="28"/>
-                      <w:rtl/>
-                    </w:rPr>
-                    <w:t xml:space="preserve"> </w:t>
-                  </w:r>
-                  <w:r>
-                    <w:rPr>
-                      <w:rFonts w:cs="B Nazanin" w:hint="cs"/>
-                      <w:sz w:val="24"/>
-                      <w:szCs w:val="24"/>
-                      <w:rtl/>
-                    </w:rPr>
-                    <w:t>ماه</w:t>
-                  </w:r>
-                  <w:r>
-                    <w:rPr>
-                      <w:rFonts w:cs="B Nazanin" w:hint="cs"/>
-                      <w:sz w:val="24"/>
-                      <w:szCs w:val="24"/>
-                      <w:rtl/>
-                    </w:rPr>
-                    <w:t xml:space="preserve"> </w:t>
-                  </w:r>
-                  <w:r>
-                    <w:rPr>
-                      <w:rFonts w:cs="B Nazanin" w:hint="cs"/>
-                      <w:b/>
-                      <w:bCs/>
-                      <w:color w:val="FF0000"/>
-                      <w:sz w:val="28"/>
-                      <w:szCs w:val="28"/>
-                      <w:rtl/>
-                    </w:rPr>
-                    <w:t>*</w:t>
-                  </w:r>
-                  <w:r>
-                    <w:rPr>
-                      <w:rFonts w:cs="B Nazanin" w:hint="cs"/>
-                      <w:sz w:val="24"/>
-                      <w:szCs w:val="24"/>
-                      <w:rtl/>
-                    </w:rPr>
-                    <w:t xml:space="preserve"> </w:t>
-                  </w:r>
-                  <w:r>
-                    <w:rPr>
-                      <w:rFonts w:cs="B Nazanin" w:hint="cs"/>
-                      <w:sz w:val="24"/>
-                      <w:szCs w:val="24"/>
-                      <w:rtl/>
-                    </w:rPr>
-                    <w:t>روز</w:t>
-                  </w:r>
-                  <w:r>
-                    <w:rPr>
-                      <w:rFonts w:cs="B Nazanin" w:hint="cs"/>
-                      <w:sz w:val="24"/>
-                      <w:szCs w:val="24"/>
-                      <w:rtl/>
-                    </w:rPr>
-                    <w:t xml:space="preserve">  در استان </w:t>
-                  </w:r>
-                  <w:r>
-                    <w:rPr>
-                      <w:rFonts w:cs="B Nazanin" w:hint="cs"/>
-                      <w:sz w:val="24"/>
-                      <w:szCs w:val="24"/>
-                      <w:rtl/>
-                    </w:rPr>
-                    <w:t>اردبیل</w:t>
-                  </w:r>
-                  <w:r>
-                    <w:rPr>
-                      <w:rFonts w:cs="B Nazanin" w:hint="cs"/>
-                      <w:sz w:val="24"/>
-                      <w:szCs w:val="24"/>
-                      <w:rtl/>
-                    </w:rPr>
-                    <w:t xml:space="preserve">   شهرستان  </w:t>
-                  </w:r>
-                  <w:r>
-                    <w:rPr>
-                      <w:rFonts w:ascii="Courier New" w:hAnsi="Courier New" w:cs="B Nazanin" w:hint="cs"/>
-                      <w:b/>
-                      <w:bCs/>
-                      <w:snapToGrid/>
-                      <w:sz w:val="24"/>
-                      <w:szCs w:val="24"/>
-                      <w:rtl/>
-                      <w:lang w:bidi="fa-IR"/>
-                    </w:rPr>
-                    <w:t>اردبیل</w:t>
-                  </w:r>
-                  <w:r>
-                    <w:rPr>
-                      <w:rFonts w:cs="B Nazanin" w:hint="cs"/>
-                      <w:sz w:val="24"/>
-                      <w:szCs w:val="24"/>
-                      <w:rtl/>
-                    </w:rPr>
-                    <w:t xml:space="preserve">     </w:t>
-                  </w:r>
-                  <w:r>
-                    <w:rPr>
-                      <w:rFonts w:cs="B Nazanin" w:hint="cs"/>
-                      <w:sz w:val="24"/>
-                      <w:szCs w:val="24"/>
-                      <w:rtl/>
-                    </w:rPr>
-                    <w:t xml:space="preserve">سپاه حضرت عباس(ع) </w:t>
-                  </w:r>
-                  <w:r>
-                    <w:rPr>
-                      <w:rFonts w:ascii="Arial" w:hAnsi="Arial" w:cs="Arial" w:hint="cs"/>
-                      <w:sz w:val="24"/>
-                      <w:szCs w:val="24"/>
-                      <w:rtl/>
-                    </w:rPr>
-                    <w:t>–</w:t>
-                  </w:r>
-                  <w:r>
-                    <w:rPr>
-                      <w:rFonts w:cs="B Nazanin" w:hint="cs"/>
-                      <w:sz w:val="24"/>
-                      <w:szCs w:val="24"/>
-                      <w:rtl/>
-                    </w:rPr>
-                    <w:t xml:space="preserve"> ناحیه اردبیل</w:t>
-                  </w:r>
-                  <w:r>
-                    <w:rPr>
-                      <w:rFonts w:cs="B Nazanin" w:hint="cs"/>
-                      <w:sz w:val="24"/>
-                      <w:szCs w:val="24"/>
-                      <w:rtl/>
-                    </w:rPr>
-                    <w:t xml:space="preserve"> </w:t>
-                  </w:r>
-                  <w:r>
-                    <w:rPr>
-                      <w:rFonts w:cs="B Nazanin" w:hint="cs"/>
-                      <w:sz w:val="24"/>
-                      <w:szCs w:val="24"/>
-                      <w:rtl/>
-                    </w:rPr>
-                    <w:t>مشغول به کار بوده است.</w:t>
                   </w:r>
                 </w:p>
                 <w:p>
                   <w:pPr>
-                    <w:pStyle w:val="Header"/>
-                    <w:tabs>
-                      <w:tab w:val="left" w:pos="720"/>
-                    </w:tabs>
-                    <w:spacing w:line="360" w:lineRule="auto"/>
-                    <w:ind w:right="142"/>
-                    <w:jc w:val="center"/>
-                    <w:rPr>
-                      <w:rFonts w:cs="B Titr"/>
+                    <w:rPr>
+                      <w:rFonts w:ascii="B Nazanin" w:hAnsi="B Nazanin" w:cs="B Nazanin"/>
+                      <w:sz w:val="24"/>
                       <w:rtl/>
                     </w:rPr>
                   </w:pPr>
                   <w:r>
                     <w:rPr>
-                      <w:rFonts w:cs="B Titr" w:hint="cs"/>
+                      <w:rFonts w:ascii="B Nazanin" w:hAnsi="B Nazanin" w:cs="B Nazanin"/>
+                      <w:sz w:val="24"/>
+                      <w:rtl/>
+                    </w:rPr>
+                    <w:t>به</w:t>
+                  </w:r>
+                  <w:r>
+                    <w:rPr>
+                      <w:rFonts w:ascii="B Nazanin" w:hAnsi="B Nazanin" w:cs="B Nazanin"/>
+                      <w:sz w:val="24"/>
+                      <w:rtl/>
+                    </w:rPr>
+                    <w:t xml:space="preserve"> شماره ملی </w:t>
+                  </w:r>
+                  <w:r>
+                    <w:rPr>
+                      <w:rFonts w:ascii="B Nazanin" w:hAnsi="B Nazanin" w:cs="B Nazanin"/>
+                      <w:sz w:val="24"/>
+                      <w:rtl/>
+                    </w:rPr>
+                    <w:t xml:space="preserve"> </w:t>
+                  </w:r>
+                  <w:r>
+                    <w:rPr>
+                      <w:rFonts w:ascii="B Nazanin" w:hAnsi="B Nazanin" w:cs="B Nazanin"/>
+                      <w:sz w:val="24"/>
+                    </w:rPr>
+                    <w:t xml:space="preserve">{{ </w:t>
+                  </w:r>
+                  <w:proofErr w:type="spellStart"/>
+                  <w:r>
+                    <w:rPr>
+                      <w:rFonts w:ascii="B Nazanin" w:hAnsi="B Nazanin" w:cs="B Nazanin"/>
+                      <w:sz w:val="24"/>
+                    </w:rPr>
+                    <w:t>soldier.national_code</w:t>
+                  </w:r>
+                  <w:r>
+                    <w:rPr>
+                      <w:rFonts w:ascii="B Nazanin" w:hAnsi="B Nazanin" w:cs="B Nazanin"/>
+                      <w:sz w:val="24"/>
+                    </w:rPr>
+                    <w:t>|fa_num</w:t>
+                  </w:r>
+                  <w:proofErr w:type="spellEnd"/>
+                  <w:r>
+                    <w:rPr>
+                      <w:rFonts w:ascii="B Nazanin" w:hAnsi="B Nazanin" w:cs="B Nazanin"/>
+                      <w:sz w:val="24"/>
+                    </w:rPr>
+                    <w:t xml:space="preserve"> }}</w:t>
+                  </w:r>
+                  <w:r>
+                    <w:rPr>
+                      <w:rFonts w:ascii="B Nazanin" w:hAnsi="B Nazanin" w:cs="B Nazanin"/>
+                      <w:sz w:val="24"/>
+                      <w:rtl/>
+                    </w:rPr>
+                    <w:t xml:space="preserve"> </w:t>
+                  </w:r>
+                  <w:r>
+                    <w:rPr>
+                      <w:rFonts w:ascii="B Nazanin" w:hAnsi="B Nazanin" w:cs="B Nazanin"/>
+                      <w:sz w:val="24"/>
+                      <w:rtl/>
+                    </w:rPr>
+                    <w:t>فرزند</w:t>
+                  </w:r>
+                  <w:r>
+                    <w:rPr>
+                      <w:rFonts w:ascii="B Nazanin" w:hAnsi="B Nazanin" w:cs="B Nazanin"/>
+                      <w:sz w:val="24"/>
+                      <w:rtl/>
+                    </w:rPr>
+                    <w:t xml:space="preserve"> </w:t>
+                  </w:r>
+                  <w:r>
+                    <w:rPr>
+                      <w:rFonts w:ascii="B Nazanin" w:hAnsi="B Nazanin" w:cs="B Nazanin"/>
+                      <w:sz w:val="24"/>
+                    </w:rPr>
+                    <w:t xml:space="preserve">{{ </w:t>
+                  </w:r>
+                  <w:proofErr w:type="spellStart"/>
+                  <w:r>
+                    <w:rPr>
+                      <w:rFonts w:ascii="B Nazanin" w:hAnsi="B Nazanin" w:cs="B Nazanin"/>
+                      <w:sz w:val="24"/>
+                    </w:rPr>
+                    <w:t>soldier.father_name</w:t>
+                  </w:r>
+                  <w:proofErr w:type="spellEnd"/>
+                  <w:r>
+                    <w:rPr>
+                      <w:rFonts w:ascii="B Nazanin" w:hAnsi="B Nazanin" w:cs="B Nazanin"/>
+                      <w:sz w:val="24"/>
+                    </w:rPr>
+                    <w:t xml:space="preserve"> }}</w:t>
+                  </w:r>
+                  <w:r>
+                    <w:rPr>
+                      <w:rFonts w:ascii="B Nazanin" w:hAnsi="B Nazanin" w:cs="B Nazanin"/>
+                      <w:sz w:val="24"/>
+                      <w:rtl/>
+                    </w:rPr>
+                    <w:t xml:space="preserve"> </w:t>
+                  </w:r>
+                  <w:r>
+                    <w:rPr>
+                      <w:rFonts w:ascii="B Nazanin" w:hAnsi="B Nazanin" w:cs="B Nazanin"/>
+                      <w:sz w:val="24"/>
+                      <w:rtl/>
+                    </w:rPr>
+                    <w:t xml:space="preserve">تاریخ اعزام   </w:t>
+                  </w:r>
+                  <w:r>
+                    <w:rPr>
+                      <w:rFonts w:ascii="B Nazanin" w:hAnsi="B Nazanin" w:cs="B Nazanin"/>
+                      <w:sz w:val="24"/>
+                    </w:rPr>
+                    <w:t xml:space="preserve">{{ </w:t>
+                  </w:r>
+                  <w:proofErr w:type="spellStart"/>
+                  <w:r>
+                    <w:rPr>
+                      <w:rFonts w:ascii="B Nazanin" w:hAnsi="B Nazanin" w:cs="B Nazanin"/>
+                      <w:sz w:val="24"/>
+                    </w:rPr>
+                    <w:t>soldier.service_start_date|jalali</w:t>
+                  </w:r>
+                  <w:r>
+                    <w:rPr>
+                      <w:rFonts w:ascii="B Nazanin" w:hAnsi="B Nazanin" w:cs="B Nazanin"/>
+                      <w:sz w:val="24"/>
+                    </w:rPr>
+                    <w:t>|fa_num</w:t>
+                  </w:r>
+                  <w:proofErr w:type="spellEnd"/>
+                  <w:r>
+                    <w:rPr>
+                      <w:rFonts w:ascii="B Nazanin" w:hAnsi="B Nazanin" w:cs="B Nazanin"/>
+                      <w:sz w:val="24"/>
+                    </w:rPr>
+                    <w:t xml:space="preserve"> }}</w:t>
+                  </w:r>
+                  <w:r>
+                    <w:rPr>
+                      <w:rFonts w:ascii="B Nazanin" w:hAnsi="B Nazanin" w:cs="B Nazanin"/>
+                      <w:sz w:val="24"/>
+                      <w:rtl/>
+                    </w:rPr>
+                    <w:t xml:space="preserve"> </w:t>
+                  </w:r>
+                  <w:r>
+                    <w:rPr>
+                      <w:rFonts w:ascii="B Nazanin" w:hAnsi="B Nazanin" w:cs="B Nazanin"/>
+                      <w:sz w:val="24"/>
+                      <w:rtl/>
+                    </w:rPr>
+                    <w:t>از تاریخ</w:t>
+                  </w:r>
+                  <w:r>
+                    <w:rPr>
+                      <w:rFonts w:ascii="B Nazanin" w:hAnsi="B Nazanin" w:cs="B Nazanin"/>
+                      <w:sz w:val="24"/>
+                      <w:rtl/>
+                    </w:rPr>
+                    <w:t xml:space="preserve"> </w:t>
+                  </w:r>
+                  <w:r>
+                    <w:rPr>
+                      <w:rFonts w:ascii="B Nazanin" w:hAnsi="B Nazanin" w:cs="B Nazanin"/>
+                      <w:sz w:val="24"/>
+                      <w:rtl/>
+                    </w:rPr>
+                    <w:t xml:space="preserve"> </w:t>
+                  </w:r>
+                  <w:r>
+                    <w:rPr>
+                      <w:rFonts w:ascii="B Nazanin" w:hAnsi="B Nazanin" w:cs="B Nazanin"/>
+                      <w:sz w:val="24"/>
+                      <w:rtl/>
+                    </w:rPr>
+                    <w:t xml:space="preserve"> </w:t>
+                  </w:r>
+                  <w:r>
+                    <w:rPr>
+                      <w:rFonts w:ascii="B Nazanin" w:hAnsi="B Nazanin" w:cs="B Nazanin"/>
+                      <w:sz w:val="24"/>
+                    </w:rPr>
+                    <w:t xml:space="preserve">{{ </w:t>
+                  </w:r>
+                  <w:proofErr w:type="spellStart"/>
+                  <w:r>
+                    <w:rPr>
+                      <w:rFonts w:ascii="B Nazanin" w:hAnsi="B Nazanin" w:cs="B Nazanin"/>
+                      <w:sz w:val="24"/>
+                    </w:rPr>
+                    <w:t>soldier.arrival_date|jalali</w:t>
+                  </w:r>
+                  <w:r>
+                    <w:rPr>
+                      <w:rFonts w:ascii="B Nazanin" w:hAnsi="B Nazanin" w:cs="B Nazanin"/>
+                      <w:sz w:val="24"/>
+                    </w:rPr>
+                    <w:t>|fa_num</w:t>
+                  </w:r>
+                  <w:proofErr w:type="spellEnd"/>
+                  <w:r>
+                    <w:rPr>
+                      <w:rFonts w:ascii="B Nazanin" w:hAnsi="B Nazanin" w:cs="B Nazanin"/>
+                      <w:sz w:val="24"/>
+                    </w:rPr>
+                    <w:t xml:space="preserve"> }}</w:t>
+                  </w:r>
+                  <w:r>
+                    <w:rPr>
+                      <w:rFonts w:ascii="B Nazanin" w:hAnsi="B Nazanin" w:cs="B Nazanin"/>
+                      <w:sz w:val="24"/>
+                      <w:rtl/>
+                    </w:rPr>
+                    <w:t xml:space="preserve"> </w:t>
+                  </w:r>
+                  <w:r>
+                    <w:rPr>
+                      <w:rFonts w:ascii="B Nazanin" w:hAnsi="B Nazanin" w:cs="B Nazanin"/>
+                      <w:sz w:val="24"/>
+                      <w:rtl/>
+                    </w:rPr>
+                    <w:t>تا تاریخ</w:t>
+                  </w:r>
+                  <w:r>
+                    <w:rPr>
+                      <w:rFonts w:ascii="B Nazanin" w:hAnsi="B Nazanin" w:cs="B Nazanin"/>
+                      <w:sz w:val="24"/>
+                      <w:rtl/>
+                    </w:rPr>
+                    <w:t xml:space="preserve"> </w:t>
+                  </w:r>
+                  <w:r>
+                    <w:rPr>
+                      <w:rFonts w:ascii="B Nazanin" w:hAnsi="B Nazanin" w:cs="B Nazanin"/>
+                      <w:sz w:val="24"/>
+                    </w:rPr>
+                    <w:t xml:space="preserve">{{ </w:t>
+                  </w:r>
+                  <w:proofErr w:type="spellStart"/>
+                  <w:r>
+                    <w:rPr>
+                      <w:rFonts w:ascii="B Nazanin" w:hAnsi="B Nazanin" w:cs="B Nazanin"/>
+                      <w:sz w:val="24"/>
+                    </w:rPr>
+                    <w:t>soldier.service_end_date</w:t>
+                  </w:r>
+                  <w:proofErr w:type="spellEnd"/>
+                  <w:r>
+                    <w:rPr>
+                      <w:rFonts w:ascii="B Nazanin" w:hAnsi="B Nazanin" w:cs="B Nazanin"/>
+                      <w:sz w:val="24"/>
+                    </w:rPr>
+                    <w:t>()</w:t>
+                  </w:r>
+                  <w:r>
+                    <w:rPr>
+                      <w:rFonts w:ascii="B Nazanin" w:hAnsi="B Nazanin" w:cs="B Nazanin"/>
+                      <w:sz w:val="24"/>
+                    </w:rPr>
+                    <w:t>|</w:t>
+                  </w:r>
+                  <w:proofErr w:type="spellStart"/>
+                  <w:r>
+                    <w:rPr>
+                      <w:rFonts w:ascii="B Nazanin" w:hAnsi="B Nazanin" w:cs="B Nazanin"/>
+                      <w:sz w:val="24"/>
+                    </w:rPr>
+                    <w:t>jalali</w:t>
+                  </w:r>
+                  <w:r>
+                    <w:rPr>
+                      <w:rFonts w:ascii="B Nazanin" w:hAnsi="B Nazanin" w:cs="B Nazanin"/>
+                      <w:sz w:val="24"/>
+                    </w:rPr>
+                    <w:t>|fa_num</w:t>
+                  </w:r>
+                  <w:proofErr w:type="spellEnd"/>
+                  <w:r>
+                    <w:rPr>
+                      <w:rFonts w:ascii="B Nazanin" w:hAnsi="B Nazanin" w:cs="B Nazanin"/>
+                      <w:sz w:val="24"/>
+                    </w:rPr>
+                    <w:t xml:space="preserve"> }}</w:t>
+                  </w:r>
+                  <w:r>
+                    <w:rPr>
+                      <w:rFonts w:ascii="B Nazanin" w:hAnsi="B Nazanin" w:cs="B Nazanin"/>
+                      <w:sz w:val="24"/>
+                      <w:rtl/>
+                    </w:rPr>
+                    <w:t xml:space="preserve"> </w:t>
+                  </w:r>
+                  <w:r>
+                    <w:rPr>
+                      <w:rFonts w:ascii="B Nazanin" w:hAnsi="B Nazanin" w:cs="B Nazanin"/>
+                      <w:sz w:val="24"/>
+                      <w:rtl/>
+                    </w:rPr>
+                    <w:t>مدت</w:t>
+                  </w:r>
+                  <w:r>
+                    <w:rPr>
+                      <w:rFonts w:ascii="B Nazanin" w:hAnsi="B Nazanin" w:cs="B Nazanin"/>
+                      <w:sz w:val="24"/>
+                      <w:rtl/>
+                    </w:rPr>
+                    <w:t xml:space="preserve"> </w:t>
+                  </w:r>
+                  <w:r>
+                    <w:rPr>
+                      <w:rFonts w:ascii="B Nazanin" w:hAnsi="B Nazanin" w:cs="B Nazanin"/>
+                      <w:sz w:val="24"/>
+                    </w:rPr>
+                    <w:t xml:space="preserve">{{ </w:t>
+                  </w:r>
+                  <w:proofErr w:type="spellStart"/>
+                  <w:r>
+                    <w:rPr>
+                      <w:rFonts w:ascii="B Nazanin" w:hAnsi="B Nazanin" w:cs="B Nazanin"/>
+                      <w:sz w:val="24"/>
+                    </w:rPr>
+                    <w:t>soldier.service_duration</w:t>
+                  </w:r>
+                  <w:proofErr w:type="spellEnd"/>
+                  <w:r>
+                    <w:rPr>
+                      <w:rFonts w:ascii="B Nazanin" w:hAnsi="B Nazanin" w:cs="B Nazanin"/>
+                      <w:sz w:val="24"/>
+                    </w:rPr>
+                    <w:t>(“</w:t>
+                  </w:r>
+                  <w:proofErr w:type="spellStart"/>
+                  <w:r>
+                    <w:rPr>
+                      <w:rFonts w:ascii="B Nazanin" w:hAnsi="B Nazanin" w:cs="B Nazanin"/>
+                      <w:sz w:val="24"/>
+                    </w:rPr>
+                    <w:t>a”,”m</w:t>
+                  </w:r>
+                  <w:proofErr w:type="spellEnd"/>
+                  <w:r>
+                    <w:rPr>
+                      <w:rFonts w:ascii="B Nazanin" w:hAnsi="B Nazanin" w:cs="B Nazanin"/>
+                      <w:sz w:val="24"/>
+                    </w:rPr>
+                    <w:t>”)|</w:t>
+                  </w:r>
+                  <w:proofErr w:type="spellStart"/>
+                  <w:r>
+                    <w:rPr>
+                      <w:rFonts w:ascii="B Nazanin" w:hAnsi="B Nazanin" w:cs="B Nazanin"/>
+                      <w:sz w:val="24"/>
+                    </w:rPr>
+                    <w:t>fa_num</w:t>
+                  </w:r>
+                  <w:proofErr w:type="spellEnd"/>
+                  <w:r>
+                    <w:rPr>
+                      <w:rFonts w:ascii="B Nazanin" w:hAnsi="B Nazanin" w:cs="B Nazanin"/>
+                      <w:sz w:val="24"/>
+                    </w:rPr>
+                    <w:t xml:space="preserve"> }}</w:t>
+                  </w:r>
+                  <w:r>
+                    <w:rPr>
+                      <w:rFonts w:ascii="B Nazanin" w:hAnsi="B Nazanin" w:cs="B Nazanin"/>
+                      <w:sz w:val="24"/>
+                      <w:rtl/>
+                    </w:rPr>
+                    <w:t xml:space="preserve"> </w:t>
+                  </w:r>
+                  <w:r>
+                    <w:rPr>
+                      <w:rFonts w:ascii="B Nazanin" w:hAnsi="B Nazanin" w:cs="B Nazanin"/>
+                      <w:sz w:val="24"/>
+                      <w:rtl/>
+                    </w:rPr>
+                    <w:t>ماه</w:t>
+                  </w:r>
+                  <w:r>
+                    <w:rPr>
+                      <w:rFonts w:ascii="B Nazanin" w:hAnsi="B Nazanin" w:cs="B Nazanin"/>
+                      <w:sz w:val="24"/>
+                      <w:rtl/>
+                    </w:rPr>
+                    <w:t xml:space="preserve"> </w:t>
+                  </w:r>
+                  <w:r>
+                    <w:rPr>
+                      <w:rFonts w:ascii="B Nazanin" w:hAnsi="B Nazanin" w:cs="B Nazanin"/>
+                      <w:sz w:val="24"/>
+                    </w:rPr>
+                    <w:t xml:space="preserve">{{ </w:t>
+                  </w:r>
+                  <w:proofErr w:type="spellStart"/>
+                  <w:r>
+                    <w:rPr>
+                      <w:rFonts w:ascii="B Nazanin" w:hAnsi="B Nazanin" w:cs="B Nazanin"/>
+                      <w:sz w:val="24"/>
+                    </w:rPr>
+                    <w:t>soldier.service_duration</w:t>
+                  </w:r>
+                  <w:proofErr w:type="spellEnd"/>
+                  <w:r>
+                    <w:rPr>
+                      <w:rFonts w:ascii="B Nazanin" w:hAnsi="B Nazanin" w:cs="B Nazanin"/>
+                      <w:sz w:val="24"/>
+                    </w:rPr>
+                    <w:t>(“</w:t>
+                  </w:r>
+                  <w:proofErr w:type="spellStart"/>
+                  <w:r>
+                    <w:rPr>
+                      <w:rFonts w:ascii="B Nazanin" w:hAnsi="B Nazanin" w:cs="B Nazanin"/>
+                      <w:sz w:val="24"/>
+                    </w:rPr>
+                    <w:t>a”,”d</w:t>
+                  </w:r>
+                  <w:proofErr w:type="spellEnd"/>
+                  <w:r>
+                    <w:rPr>
+                      <w:rFonts w:ascii="B Nazanin" w:hAnsi="B Nazanin" w:cs="B Nazanin"/>
+                      <w:sz w:val="24"/>
+                    </w:rPr>
+                    <w:t>”)|</w:t>
+                  </w:r>
+                  <w:proofErr w:type="spellStart"/>
+                  <w:r>
+                    <w:rPr>
+                      <w:rFonts w:ascii="B Nazanin" w:hAnsi="B Nazanin" w:cs="B Nazanin"/>
+                      <w:sz w:val="24"/>
+                    </w:rPr>
+                    <w:t>fa_num</w:t>
+                  </w:r>
+                  <w:proofErr w:type="spellEnd"/>
+                  <w:r>
+                    <w:rPr>
+                      <w:rFonts w:ascii="B Nazanin" w:hAnsi="B Nazanin" w:cs="B Nazanin"/>
+                      <w:sz w:val="24"/>
+                    </w:rPr>
+                    <w:t xml:space="preserve"> }}</w:t>
+                  </w:r>
+                  <w:r>
+                    <w:rPr>
+                      <w:rFonts w:ascii="B Nazanin" w:hAnsi="B Nazanin" w:cs="B Nazanin"/>
+                      <w:sz w:val="24"/>
+                      <w:rtl/>
+                    </w:rPr>
+                    <w:t xml:space="preserve"> </w:t>
+                  </w:r>
+                  <w:r>
+                    <w:rPr>
+                      <w:rFonts w:ascii="B Nazanin" w:hAnsi="B Nazanin" w:cs="B Nazanin"/>
+                      <w:sz w:val="24"/>
+                      <w:rtl/>
+                    </w:rPr>
+                    <w:t>روز</w:t>
+                  </w:r>
+                  <w:r>
+                    <w:rPr>
+                      <w:rFonts w:ascii="B Nazanin" w:hAnsi="B Nazanin" w:cs="B Nazanin"/>
+                      <w:sz w:val="24"/>
+                      <w:rtl/>
+                    </w:rPr>
+                    <w:t xml:space="preserve">  در استان </w:t>
+                  </w:r>
+                  <w:r>
+                    <w:rPr>
+                      <w:rFonts w:ascii="B Nazanin" w:hAnsi="B Nazanin" w:cs="B Nazanin"/>
+                      <w:sz w:val="24"/>
+                      <w:rtl/>
+                    </w:rPr>
+                    <w:t>اردبیل</w:t>
+                  </w:r>
+                  <w:r>
+                    <w:rPr>
+                      <w:rFonts w:ascii="B Nazanin" w:hAnsi="B Nazanin" w:cs="B Nazanin"/>
+                      <w:sz w:val="24"/>
+                      <w:rtl/>
+                    </w:rPr>
+                    <w:t xml:space="preserve">   شهرستان  </w:t>
+                  </w:r>
+                  <w:r>
+                    <w:rPr>
+                      <w:rFonts w:ascii="B Nazanin" w:hAnsi="B Nazanin" w:cs="B Nazanin"/>
+                      <w:sz w:val="24"/>
+                      <w:rtl/>
+                    </w:rPr>
+                    <w:t>اردبیل</w:t>
+                  </w:r>
+                  <w:r>
+                    <w:rPr>
+                      <w:rFonts w:ascii="B Nazanin" w:hAnsi="B Nazanin" w:cs="B Nazanin"/>
+                      <w:sz w:val="24"/>
+                      <w:rtl/>
+                    </w:rPr>
+                    <w:t xml:space="preserve">     </w:t>
+                  </w:r>
+                  <w:r>
+                    <w:rPr>
+                      <w:rFonts w:ascii="B Nazanin" w:hAnsi="B Nazanin" w:cs="B Nazanin"/>
+                      <w:sz w:val="24"/>
+                      <w:rtl/>
+                    </w:rPr>
+                    <w:t xml:space="preserve">سپاه حضرت عباس(ع) </w:t>
+                  </w:r>
+                  <w:r>
+                    <w:rPr>
+                      <w:rFonts w:ascii="Arial" w:hAnsi="Arial" w:cs="Arial" w:hint="cs"/>
+                      <w:sz w:val="24"/>
+                      <w:rtl/>
+                    </w:rPr>
+                    <w:t>–</w:t>
+                  </w:r>
+                  <w:r>
+                    <w:rPr>
+                      <w:rFonts w:ascii="B Nazanin" w:hAnsi="B Nazanin" w:cs="B Nazanin"/>
+                      <w:sz w:val="24"/>
+                      <w:rtl/>
+                    </w:rPr>
+                    <w:t xml:space="preserve"> ناحیه اردبیل</w:t>
+                  </w:r>
+                  <w:r>
+                    <w:rPr>
+                      <w:rFonts w:ascii="B Nazanin" w:hAnsi="B Nazanin" w:cs="B Nazanin"/>
+                      <w:sz w:val="24"/>
+                      <w:rtl/>
+                    </w:rPr>
+                    <w:t xml:space="preserve"> </w:t>
+                  </w:r>
+                  <w:r>
+                    <w:rPr>
+                      <w:rFonts w:ascii="B Nazanin" w:hAnsi="B Nazanin" w:cs="B Nazanin"/>
+                      <w:sz w:val="24"/>
+                      <w:rtl/>
+                    </w:rPr>
+                    <w:t>مشغول به کار بوده است.</w:t>
+                  </w:r>
+                </w:p>
+                <w:p>
+                  <w:pPr>
+                    <w:rPr>
+                      <w:rFonts w:ascii="B Nazanin" w:hAnsi="B Nazanin" w:cs="B Nazanin"/>
+                      <w:sz w:val="24"/>
+                      <w:rtl/>
+                    </w:rPr>
+                  </w:pPr>
+                </w:p>
+                <w:p>
+                  <w:pPr>
+                    <w:rPr>
+                      <w:rFonts w:ascii="B Nazanin" w:hAnsi="B Nazanin" w:cs="B Nazanin"/>
+                      <w:sz w:val="24"/>
+                      <w:rtl/>
+                    </w:rPr>
+                  </w:pPr>
+                  <w:r>
+                    <w:rPr>
+                      <w:rFonts w:ascii="B Nazanin" w:hAnsi="B Nazanin" w:cs="B Nazanin"/>
+                      <w:sz w:val="24"/>
                       <w:rtl/>
                     </w:rPr>
                     <w:t>محل بکارگیری شده</w:t>
                   </w:r>
                   <w:r>
                     <w:rPr>
-                      <w:rFonts w:cs="B Titr" w:hint="cs"/>
-                      <w:rtl/>
-                    </w:rPr>
-                    <w:t xml:space="preserve">  با ذکر دقیق مسئولیت </w:t>
-                  </w:r>
-                  <w:r>
-                    <w:rPr>
-                      <w:rFonts w:cs="B Titr" w:hint="cs"/>
-                      <w:u w:val="single"/>
-                      <w:rtl/>
-                    </w:rPr>
-                    <w:t>بیش از 6 ماه</w:t>
-                  </w:r>
-                  <w:r>
-                    <w:rPr>
-                      <w:rFonts w:cs="B Titr" w:hint="cs"/>
-                      <w:rtl/>
-                    </w:rPr>
-                    <w:t xml:space="preserve"> </w:t>
+                      <w:rFonts w:ascii="B Nazanin" w:hAnsi="B Nazanin" w:cs="B Nazanin"/>
+                      <w:sz w:val="24"/>
+                      <w:rtl/>
+                    </w:rPr>
+                    <w:t xml:space="preserve">  با ذکر دقیق مسئولیت بیش از </w:t>
+                  </w:r>
+                  <w:r>
+                    <w:rPr>
+                      <w:rFonts w:ascii="B Nazanin" w:hAnsi="B Nazanin" w:cs="B Nazanin" w:hint="cs"/>
+                      <w:sz w:val="24"/>
+                      <w:rtl/>
+                    </w:rPr>
+                    <w:t>۶</w:t>
+                  </w:r>
+                  <w:r>
+                    <w:rPr>
+                      <w:rFonts w:ascii="B Nazanin" w:hAnsi="B Nazanin" w:cs="B Nazanin"/>
+                      <w:sz w:val="24"/>
+                      <w:rtl/>
+                    </w:rPr>
+                    <w:t xml:space="preserve"> ماه </w:t>
                   </w:r>
                 </w:p>
                 <w:tbl>
@@ -1453,25 +1348,17 @@
                       </w:tcPr>
                       <w:p>
                         <w:pPr>
-                          <w:pStyle w:val="Header"/>
-                          <w:tabs>
-                            <w:tab w:val="left" w:pos="720"/>
-                          </w:tabs>
-                          <w:spacing w:line="360" w:lineRule="auto"/>
-                          <w:ind w:right="142"/>
                           <w:jc w:val="center"/>
                           <w:rPr>
-                            <w:rFonts w:cs="B Nazanin"/>
-                            <w:b/>
-                            <w:bCs/>
+                            <w:rFonts w:ascii="B Nazanin" w:hAnsi="B Nazanin" w:cs="B Nazanin"/>
+                            <w:szCs w:val="20"/>
                             <w:rtl/>
                           </w:rPr>
                         </w:pPr>
                         <w:r>
                           <w:rPr>
-                            <w:rFonts w:cs="B Nazanin" w:hint="cs"/>
-                            <w:b/>
-                            <w:bCs/>
+                            <w:rFonts w:ascii="B Nazanin" w:hAnsi="B Nazanin" w:cs="B Nazanin"/>
+                            <w:szCs w:val="20"/>
                             <w:rtl/>
                           </w:rPr>
                           <w:t>ردیف</w:t>
@@ -1487,34 +1374,25 @@
                       </w:tcPr>
                       <w:p>
                         <w:pPr>
-                          <w:pStyle w:val="Header"/>
-                          <w:tabs>
-                            <w:tab w:val="left" w:pos="720"/>
-                          </w:tabs>
-                          <w:spacing w:line="360" w:lineRule="auto"/>
-                          <w:ind w:right="142"/>
                           <w:jc w:val="center"/>
                           <w:rPr>
-                            <w:rFonts w:cs="B Nazanin"/>
-                            <w:b/>
-                            <w:bCs/>
+                            <w:rFonts w:ascii="B Nazanin" w:hAnsi="B Nazanin" w:cs="B Nazanin"/>
+                            <w:szCs w:val="20"/>
                             <w:rtl/>
                           </w:rPr>
                         </w:pPr>
                         <w:r>
                           <w:rPr>
-                            <w:rFonts w:cs="B Nazanin" w:hint="cs"/>
-                            <w:b/>
-                            <w:bCs/>
+                            <w:rFonts w:ascii="B Nazanin" w:hAnsi="B Nazanin" w:cs="B Nazanin"/>
+                            <w:szCs w:val="20"/>
                             <w:rtl/>
                           </w:rPr>
                           <w:t xml:space="preserve">نام رده </w:t>
                         </w:r>
                         <w:r>
                           <w:rPr>
-                            <w:rFonts w:cs="B Nazanin" w:hint="cs"/>
-                            <w:b/>
-                            <w:bCs/>
+                            <w:rFonts w:ascii="B Nazanin" w:hAnsi="B Nazanin" w:cs="B Nazanin"/>
+                            <w:szCs w:val="20"/>
                             <w:rtl/>
                           </w:rPr>
                           <w:t>/ناحیه</w:t>
@@ -1530,25 +1408,17 @@
                       </w:tcPr>
                       <w:p>
                         <w:pPr>
-                          <w:pStyle w:val="Header"/>
-                          <w:tabs>
-                            <w:tab w:val="left" w:pos="720"/>
-                          </w:tabs>
-                          <w:spacing w:line="360" w:lineRule="auto"/>
-                          <w:ind w:right="142"/>
                           <w:jc w:val="center"/>
                           <w:rPr>
-                            <w:rFonts w:cs="B Nazanin"/>
-                            <w:b/>
-                            <w:bCs/>
+                            <w:rFonts w:ascii="B Nazanin" w:hAnsi="B Nazanin" w:cs="B Nazanin"/>
+                            <w:szCs w:val="20"/>
                             <w:rtl/>
                           </w:rPr>
                         </w:pPr>
                         <w:r>
                           <w:rPr>
-                            <w:rFonts w:cs="B Nazanin" w:hint="cs"/>
-                            <w:b/>
-                            <w:bCs/>
+                            <w:rFonts w:ascii="B Nazanin" w:hAnsi="B Nazanin" w:cs="B Nazanin"/>
+                            <w:szCs w:val="20"/>
                             <w:rtl/>
                           </w:rPr>
                           <w:t>نام محل سازماندهی</w:t>
@@ -1561,25 +1431,17 @@
                       </w:tcPr>
                       <w:p>
                         <w:pPr>
-                          <w:pStyle w:val="Header"/>
-                          <w:tabs>
-                            <w:tab w:val="left" w:pos="720"/>
-                          </w:tabs>
-                          <w:spacing w:line="360" w:lineRule="auto"/>
-                          <w:ind w:right="142"/>
                           <w:jc w:val="center"/>
                           <w:rPr>
-                            <w:rFonts w:cs="B Nazanin"/>
-                            <w:b/>
-                            <w:bCs/>
+                            <w:rFonts w:ascii="B Nazanin" w:hAnsi="B Nazanin" w:cs="B Nazanin"/>
+                            <w:szCs w:val="20"/>
                             <w:rtl/>
                           </w:rPr>
                         </w:pPr>
                         <w:r>
                           <w:rPr>
-                            <w:rFonts w:cs="B Nazanin" w:hint="cs"/>
-                            <w:b/>
-                            <w:bCs/>
+                            <w:rFonts w:ascii="B Nazanin" w:hAnsi="B Nazanin" w:cs="B Nazanin"/>
+                            <w:szCs w:val="20"/>
                             <w:rtl/>
                           </w:rPr>
                           <w:t>عنوان مسئولیت</w:t>
@@ -1587,17 +1449,10 @@
                       </w:p>
                       <w:p>
                         <w:pPr>
-                          <w:pStyle w:val="Header"/>
-                          <w:tabs>
-                            <w:tab w:val="left" w:pos="720"/>
-                          </w:tabs>
-                          <w:spacing w:line="360" w:lineRule="auto"/>
-                          <w:ind w:right="142"/>
-                          <w:jc w:val="both"/>
-                          <w:rPr>
-                            <w:rFonts w:cs="B Nazanin"/>
-                            <w:b/>
-                            <w:bCs/>
+                          <w:jc w:val="center"/>
+                          <w:rPr>
+                            <w:rFonts w:ascii="B Nazanin" w:hAnsi="B Nazanin" w:cs="B Nazanin"/>
+                            <w:szCs w:val="20"/>
                             <w:rtl/>
                           </w:rPr>
                         </w:pPr>
@@ -1609,25 +1464,17 @@
                       </w:tcPr>
                       <w:p>
                         <w:pPr>
-                          <w:pStyle w:val="Header"/>
-                          <w:tabs>
-                            <w:tab w:val="left" w:pos="720"/>
-                          </w:tabs>
-                          <w:spacing w:line="360" w:lineRule="auto"/>
-                          <w:ind w:right="142"/>
                           <w:jc w:val="center"/>
                           <w:rPr>
-                            <w:rFonts w:cs="B Nazanin"/>
-                            <w:b/>
-                            <w:bCs/>
+                            <w:rFonts w:ascii="B Nazanin" w:hAnsi="B Nazanin" w:cs="B Nazanin"/>
+                            <w:szCs w:val="20"/>
                             <w:rtl/>
                           </w:rPr>
                         </w:pPr>
                         <w:r>
                           <w:rPr>
-                            <w:rFonts w:cs="B Nazanin" w:hint="cs"/>
-                            <w:b/>
-                            <w:bCs/>
+                            <w:rFonts w:ascii="B Nazanin" w:hAnsi="B Nazanin" w:cs="B Nazanin"/>
+                            <w:szCs w:val="20"/>
                             <w:rtl/>
                           </w:rPr>
                           <w:t>ازتاریخ</w:t>
@@ -1640,25 +1487,17 @@
                       </w:tcPr>
                       <w:p>
                         <w:pPr>
-                          <w:pStyle w:val="Header"/>
-                          <w:tabs>
-                            <w:tab w:val="left" w:pos="720"/>
-                          </w:tabs>
-                          <w:spacing w:line="360" w:lineRule="auto"/>
-                          <w:ind w:right="142"/>
                           <w:jc w:val="center"/>
                           <w:rPr>
-                            <w:rFonts w:cs="B Nazanin"/>
-                            <w:b/>
-                            <w:bCs/>
+                            <w:rFonts w:ascii="B Nazanin" w:hAnsi="B Nazanin" w:cs="B Nazanin"/>
+                            <w:szCs w:val="20"/>
                             <w:rtl/>
                           </w:rPr>
                         </w:pPr>
                         <w:r>
                           <w:rPr>
-                            <w:rFonts w:cs="B Nazanin" w:hint="cs"/>
-                            <w:b/>
-                            <w:bCs/>
+                            <w:rFonts w:ascii="B Nazanin" w:hAnsi="B Nazanin" w:cs="B Nazanin"/>
+                            <w:szCs w:val="20"/>
                             <w:rtl/>
                           </w:rPr>
                           <w:t>تا تاریخ</w:t>
@@ -1671,37 +1510,20 @@
                       </w:tcPr>
                       <w:p>
                         <w:pPr>
-                          <w:pStyle w:val="Header"/>
-                          <w:tabs>
-                            <w:tab w:val="left" w:pos="720"/>
-                          </w:tabs>
-                          <w:spacing w:line="360" w:lineRule="auto"/>
-                          <w:ind w:right="142"/>
                           <w:jc w:val="center"/>
                           <w:rPr>
-                            <w:rFonts w:cs="B Nazanin"/>
-                            <w:b/>
-                            <w:bCs/>
+                            <w:rFonts w:ascii="B Nazanin" w:hAnsi="B Nazanin" w:cs="B Nazanin"/>
+                            <w:szCs w:val="20"/>
                             <w:rtl/>
                           </w:rPr>
                         </w:pPr>
                         <w:r>
                           <w:rPr>
-                            <w:rFonts w:cs="B Nazanin" w:hint="cs"/>
-                            <w:b/>
-                            <w:bCs/>
+                            <w:rFonts w:ascii="B Nazanin" w:hAnsi="B Nazanin" w:cs="B Nazanin"/>
+                            <w:szCs w:val="20"/>
                             <w:rtl/>
                           </w:rPr>
                           <w:t>مدت به ماه</w:t>
-                        </w:r>
-                        <w:r>
-                          <w:rPr>
-                            <w:rFonts w:cs="B Nazanin" w:hint="cs"/>
-                            <w:b/>
-                            <w:bCs/>
-                            <w:rtl/>
-                          </w:rPr>
-                          <w:t xml:space="preserve">  </w:t>
                         </w:r>
                       </w:p>
                     </w:tc>
@@ -1716,25 +1538,17 @@
                       </w:tcPr>
                       <w:p>
                         <w:pPr>
-                          <w:pStyle w:val="Header"/>
-                          <w:tabs>
-                            <w:tab w:val="left" w:pos="720"/>
-                          </w:tabs>
-                          <w:spacing w:line="360" w:lineRule="auto"/>
-                          <w:ind w:right="142"/>
                           <w:jc w:val="center"/>
                           <w:rPr>
-                            <w:rFonts w:cs="B Nazanin"/>
-                            <w:b/>
-                            <w:bCs/>
+                            <w:rFonts w:ascii="B Nazanin" w:hAnsi="B Nazanin" w:cs="B Nazanin"/>
+                            <w:szCs w:val="20"/>
                             <w:rtl/>
                           </w:rPr>
                         </w:pPr>
                         <w:r>
                           <w:rPr>
-                            <w:rFonts w:cs="B Nazanin" w:hint="cs"/>
-                            <w:b/>
-                            <w:bCs/>
+                            <w:rFonts w:ascii="B Nazanin" w:hAnsi="B Nazanin" w:cs="B Nazanin"/>
+                            <w:szCs w:val="20"/>
                             <w:rtl/>
                           </w:rPr>
                           <w:t>1</w:t>
@@ -1752,18 +1566,14 @@
                         <w:pPr>
                           <w:jc w:val="center"/>
                           <w:rPr>
-                            <w:rFonts w:cs="B Nazanin"/>
-                            <w:b/>
-                            <w:bCs/>
+                            <w:rFonts w:ascii="B Nazanin" w:hAnsi="B Nazanin" w:cs="B Nazanin"/>
                             <w:szCs w:val="20"/>
                             <w:rtl/>
                           </w:rPr>
                         </w:pPr>
                         <w:r>
                           <w:rPr>
-                            <w:rFonts w:cs="B Nazanin" w:hint="cs"/>
-                            <w:b/>
-                            <w:bCs/>
+                            <w:rFonts w:ascii="B Nazanin" w:hAnsi="B Nazanin" w:cs="B Nazanin"/>
                             <w:szCs w:val="20"/>
                             <w:rtl/>
                           </w:rPr>
@@ -1782,31 +1592,41 @@
                         <w:pPr>
                           <w:jc w:val="center"/>
                           <w:rPr>
+                            <w:rFonts w:ascii="B Nazanin" w:hAnsi="B Nazanin" w:cs="B Nazanin"/>
+                            <w:szCs w:val="20"/>
                             <w:rtl/>
                           </w:rPr>
                         </w:pPr>
                         <w:r>
+                          <w:rPr>
+                            <w:rFonts w:ascii="B Nazanin" w:hAnsi="B Nazanin" w:cs="B Nazanin"/>
+                            <w:szCs w:val="20"/>
+                          </w:rPr>
                           <w:t>{{</w:t>
                         </w:r>
                         <w:proofErr w:type="spellStart"/>
                         <w:proofErr w:type="gramStart"/>
                         <w:r>
                           <w:rPr>
-                            <w:rFonts w:ascii="Arial" w:hAnsi="Arial" w:cs="Arial"/>
-                            <w:lang w:bidi="fa-IR"/>
+                            <w:rFonts w:ascii="B Nazanin" w:hAnsi="B Nazanin" w:cs="B Nazanin"/>
+                            <w:szCs w:val="20"/>
                           </w:rPr>
                           <w:t>soldier.current</w:t>
                         </w:r>
                         <w:proofErr w:type="gramEnd"/>
                         <w:r>
                           <w:rPr>
-                            <w:rFonts w:ascii="Arial" w:hAnsi="Arial" w:cs="Arial"/>
-                            <w:lang w:bidi="fa-IR"/>
+                            <w:rFonts w:ascii="B Nazanin" w:hAnsi="B Nazanin" w:cs="B Nazanin"/>
+                            <w:szCs w:val="20"/>
                           </w:rPr>
                           <w:t>_location</w:t>
                         </w:r>
                         <w:proofErr w:type="spellEnd"/>
                         <w:r>
+                          <w:rPr>
+                            <w:rFonts w:ascii="B Nazanin" w:hAnsi="B Nazanin" w:cs="B Nazanin"/>
+                            <w:szCs w:val="20"/>
+                          </w:rPr>
                           <w:t>}}</w:t>
                         </w:r>
                       </w:p>
@@ -1819,38 +1639,35 @@
                         <w:pPr>
                           <w:jc w:val="center"/>
                           <w:rPr>
-                            <w:rFonts w:cs="B Nazanin"/>
-                            <w:b/>
-                            <w:bCs/>
-                            <w:color w:val="FF0000"/>
-                            <w:szCs w:val="20"/>
-                            <w:rtl/>
-                            <w:lang w:bidi="fa-IR"/>
+                            <w:rFonts w:ascii="B Nazanin" w:hAnsi="B Nazanin" w:cs="B Nazanin"/>
+                            <w:szCs w:val="20"/>
+                            <w:rtl/>
                           </w:rPr>
                         </w:pPr>
                         <w:r>
                           <w:rPr>
-                            <w:rFonts w:cs="B Nazanin" w:hint="cs"/>
-                            <w:b/>
-                            <w:bCs/>
-                            <w:color w:val="FF0000"/>
-                            <w:szCs w:val="20"/>
-                            <w:rtl/>
-                            <w:lang w:bidi="fa-IR"/>
-                          </w:rPr>
-                          <w:t xml:space="preserve">متصدی </w:t>
-                        </w:r>
-                        <w:r>
-                          <w:rPr>
-                            <w:rFonts w:cs="B Nazanin" w:hint="cs"/>
-                            <w:b/>
-                            <w:bCs/>
-                            <w:color w:val="FF0000"/>
-                            <w:szCs w:val="20"/>
-                            <w:rtl/>
-                            <w:lang w:bidi="fa-IR"/>
-                          </w:rPr>
-                          <w:t>خدمات اداری</w:t>
+                            <w:rFonts w:ascii="B Nazanin" w:hAnsi="B Nazanin" w:cs="B Nazanin" w:hint="cs"/>
+                            <w:szCs w:val="20"/>
+                          </w:rPr>
+                          <w:t>{{</w:t>
+                        </w:r>
+                        <w:proofErr w:type="spellStart"/>
+                        <w:proofErr w:type="gramStart"/>
+                        <w:r>
+                          <w:rPr>
+                            <w:rFonts w:ascii="B Nazanin" w:hAnsi="B Nazanin" w:cs="B Nazanin"/>
+                            <w:szCs w:val="20"/>
+                          </w:rPr>
+                          <w:t>soldier.responsibility</w:t>
+                        </w:r>
+                        <w:proofErr w:type="spellEnd"/>
+                        <w:proofErr w:type="gramEnd"/>
+                        <w:r>
+                          <w:rPr>
+                            <w:rFonts w:ascii="B Nazanin" w:hAnsi="B Nazanin" w:cs="B Nazanin" w:hint="cs"/>
+                            <w:szCs w:val="20"/>
+                          </w:rPr>
+                          <w:t>}}</w:t>
                         </w:r>
                       </w:p>
                     </w:tc>
@@ -1863,29 +1680,48 @@
                         <w:pPr>
                           <w:jc w:val="center"/>
                           <w:rPr>
+                            <w:rFonts w:ascii="B Nazanin" w:hAnsi="B Nazanin" w:cs="B Nazanin"/>
+                            <w:szCs w:val="20"/>
                             <w:rtl/>
                           </w:rPr>
                         </w:pPr>
                         <w:r>
+                          <w:rPr>
+                            <w:rFonts w:ascii="B Nazanin" w:hAnsi="B Nazanin" w:cs="B Nazanin"/>
+                            <w:szCs w:val="20"/>
+                          </w:rPr>
                           <w:t>{{</w:t>
                         </w:r>
                         <w:proofErr w:type="spellStart"/>
                         <w:proofErr w:type="gramStart"/>
                         <w:r>
                           <w:rPr>
-                            <w:rFonts w:ascii="Arial" w:hAnsi="Arial" w:cs="Arial"/>
+                            <w:rFonts w:ascii="B Nazanin" w:hAnsi="B Nazanin" w:cs="B Nazanin"/>
+                            <w:szCs w:val="20"/>
                           </w:rPr>
                           <w:t>soldier.arrival</w:t>
                         </w:r>
                         <w:proofErr w:type="gramEnd"/>
                         <w:r>
                           <w:rPr>
-                            <w:rFonts w:ascii="Arial" w:hAnsi="Arial" w:cs="Arial"/>
+                            <w:rFonts w:ascii="B Nazanin" w:hAnsi="B Nazanin" w:cs="B Nazanin"/>
+                            <w:szCs w:val="20"/>
                           </w:rPr>
                           <w:t>_date|jalali</w:t>
                         </w:r>
+                        <w:r>
+                          <w:rPr>
+                            <w:rFonts w:ascii="B Nazanin" w:hAnsi="B Nazanin" w:cs="B Nazanin"/>
+                            <w:szCs w:val="20"/>
+                          </w:rPr>
+                          <w:t>|fa_num</w:t>
+                        </w:r>
                         <w:proofErr w:type="spellEnd"/>
                         <w:r>
+                          <w:rPr>
+                            <w:rFonts w:ascii="B Nazanin" w:hAnsi="B Nazanin" w:cs="B Nazanin"/>
+                            <w:szCs w:val="20"/>
+                          </w:rPr>
                           <w:t>}}</w:t>
                         </w:r>
                       </w:p>
@@ -1898,57 +1734,66 @@
                         <w:pPr>
                           <w:jc w:val="center"/>
                           <w:rPr>
+                            <w:rFonts w:ascii="B Nazanin" w:hAnsi="B Nazanin" w:cs="B Nazanin"/>
+                            <w:szCs w:val="20"/>
                             <w:rtl/>
                           </w:rPr>
                         </w:pPr>
                         <w:r>
+                          <w:rPr>
+                            <w:rFonts w:ascii="B Nazanin" w:hAnsi="B Nazanin" w:cs="B Nazanin"/>
+                            <w:szCs w:val="20"/>
+                          </w:rPr>
                           <w:t>{{</w:t>
                         </w:r>
                         <w:proofErr w:type="spellStart"/>
                         <w:proofErr w:type="gramStart"/>
                         <w:r>
                           <w:rPr>
-                            <w:rFonts w:ascii="Arial" w:hAnsi="Arial" w:cs="Arial"/>
+                            <w:rFonts w:ascii="B Nazanin" w:hAnsi="B Nazanin" w:cs="B Nazanin"/>
+                            <w:szCs w:val="20"/>
                           </w:rPr>
                           <w:t>soldier.service</w:t>
                         </w:r>
                         <w:proofErr w:type="gramEnd"/>
                         <w:r>
                           <w:rPr>
-                            <w:rFonts w:ascii="Arial" w:hAnsi="Arial" w:cs="Arial"/>
-                          </w:rPr>
-                          <w:t>_end_</w:t>
-                        </w:r>
+                            <w:rFonts w:ascii="B Nazanin" w:hAnsi="B Nazanin" w:cs="B Nazanin"/>
+                            <w:szCs w:val="20"/>
+                          </w:rPr>
+                          <w:t>_end_date</w:t>
+                        </w:r>
+                        <w:proofErr w:type="spellEnd"/>
                         <w:proofErr w:type="gramStart"/>
                         <w:r>
                           <w:rPr>
-                            <w:rFonts w:ascii="Arial" w:hAnsi="Arial" w:cs="Arial"/>
-                          </w:rPr>
-                          <w:t>date</w:t>
+                            <w:rFonts w:ascii="B Nazanin" w:hAnsi="B Nazanin" w:cs="B Nazanin"/>
+                            <w:szCs w:val="20"/>
+                          </w:rPr>
+                          <w:t>()|</w:t>
+                        </w:r>
+                        <w:proofErr w:type="spellStart"/>
+                        <w:proofErr w:type="gramEnd"/>
+                        <w:r>
+                          <w:rPr>
+                            <w:rFonts w:ascii="B Nazanin" w:hAnsi="B Nazanin" w:cs="B Nazanin"/>
+                            <w:szCs w:val="20"/>
+                          </w:rPr>
+                          <w:t>jalali</w:t>
+                        </w:r>
+                        <w:r>
+                          <w:rPr>
+                            <w:rFonts w:ascii="B Nazanin" w:hAnsi="B Nazanin" w:cs="B Nazanin"/>
+                            <w:szCs w:val="20"/>
+                          </w:rPr>
+                          <w:t>|fa_num</w:t>
                         </w:r>
                         <w:proofErr w:type="spellEnd"/>
                         <w:r>
                           <w:rPr>
-                            <w:rFonts w:ascii="Arial" w:hAnsi="Arial" w:cs="Arial"/>
-                          </w:rPr>
-                          <w:t>(</w:t>
-                        </w:r>
-                        <w:proofErr w:type="gramEnd"/>
-                        <w:r>
-                          <w:rPr>
-                            <w:rFonts w:ascii="Arial" w:hAnsi="Arial" w:cs="Arial"/>
-                          </w:rPr>
-                          <w:t>)|</w:t>
-                        </w:r>
-                        <w:proofErr w:type="spellStart"/>
-                        <w:r>
-                          <w:rPr>
-                            <w:rFonts w:ascii="Arial" w:hAnsi="Arial" w:cs="Arial"/>
-                          </w:rPr>
-                          <w:t>jalali</w:t>
-                        </w:r>
-                        <w:proofErr w:type="spellEnd"/>
-                        <w:r>
+                            <w:rFonts w:ascii="B Nazanin" w:hAnsi="B Nazanin" w:cs="B Nazanin"/>
+                            <w:szCs w:val="20"/>
+                          </w:rPr>
                           <w:t>}}</w:t>
                         </w:r>
                       </w:p>
@@ -1959,100 +1804,238 @@
                       </w:tcPr>
                       <w:p>
                         <w:pPr>
-                          <w:pStyle w:val="Header"/>
-                          <w:tabs>
-                            <w:tab w:val="left" w:pos="720"/>
-                          </w:tabs>
-                          <w:spacing w:line="360" w:lineRule="auto"/>
-                          <w:ind w:right="142"/>
                           <w:jc w:val="center"/>
                           <w:rPr>
-                            <w:rFonts w:cs="B Nazanin"/>
-                            <w:b/>
-                            <w:bCs/>
+                            <w:rFonts w:ascii="B Nazanin" w:hAnsi="B Nazanin" w:cs="B Nazanin"/>
+                            <w:szCs w:val="20"/>
                             <w:rtl/>
                           </w:rPr>
                         </w:pPr>
-                        <w:r>
-                          <w:rPr>
-                            <w:rFonts w:cs="B Nazanin" w:hint="cs"/>
-                            <w:b/>
-                            <w:bCs/>
+                        <w:proofErr w:type="gramStart"/>
+                        <w:r>
+                          <w:rPr>
+                            <w:rFonts w:ascii="B Nazanin" w:hAnsi="B Nazanin" w:cs="B Nazanin"/>
+                            <w:szCs w:val="20"/>
+                          </w:rPr>
+                          <w:t xml:space="preserve">{{ </w:t>
+                        </w:r>
+                        <w:proofErr w:type="spellStart"/>
+                        <w:r>
+                          <w:rPr>
+                            <w:rFonts w:ascii="B Nazanin" w:hAnsi="B Nazanin" w:cs="B Nazanin"/>
+                            <w:szCs w:val="20"/>
+                          </w:rPr>
+                          <w:t>soldier</w:t>
+                        </w:r>
+                        <w:proofErr w:type="gramEnd"/>
+                        <w:r>
+                          <w:rPr>
+                            <w:rFonts w:ascii="B Nazanin" w:hAnsi="B Nazanin" w:cs="B Nazanin"/>
+                            <w:szCs w:val="20"/>
+                          </w:rPr>
+                          <w:t>.service_duration</w:t>
+                        </w:r>
+                        <w:proofErr w:type="spellEnd"/>
+                        <w:r>
+                          <w:rPr>
+                            <w:rFonts w:ascii="B Nazanin" w:hAnsi="B Nazanin" w:cs="B Nazanin"/>
+                            <w:szCs w:val="20"/>
+                          </w:rPr>
+                          <w:t>(“</w:t>
+                        </w:r>
+                        <w:proofErr w:type="spellStart"/>
+                        <w:r>
+                          <w:rPr>
+                            <w:rFonts w:ascii="B Nazanin" w:hAnsi="B Nazanin" w:cs="B Nazanin"/>
+                            <w:szCs w:val="20"/>
+                          </w:rPr>
+                          <w:t>a”,”m</w:t>
+                        </w:r>
+                        <w:proofErr w:type="spellEnd"/>
+                        <w:proofErr w:type="gramStart"/>
+                        <w:r>
+                          <w:rPr>
+                            <w:rFonts w:ascii="B Nazanin" w:hAnsi="B Nazanin" w:cs="B Nazanin"/>
+                            <w:szCs w:val="20"/>
+                          </w:rPr>
+                          <w:t>”)|</w:t>
+                        </w:r>
+                        <w:proofErr w:type="spellStart"/>
+                        <w:proofErr w:type="gramEnd"/>
+                        <w:r>
+                          <w:rPr>
+                            <w:rFonts w:ascii="B Nazanin" w:hAnsi="B Nazanin" w:cs="B Nazanin"/>
+                            <w:szCs w:val="20"/>
+                          </w:rPr>
+                          <w:t>fa_</w:t>
+                        </w:r>
+                        <w:proofErr w:type="gramStart"/>
+                        <w:r>
+                          <w:rPr>
+                            <w:rFonts w:ascii="B Nazanin" w:hAnsi="B Nazanin" w:cs="B Nazanin"/>
+                            <w:szCs w:val="20"/>
+                          </w:rPr>
+                          <w:t>num</w:t>
+                        </w:r>
+                        <w:proofErr w:type="spellEnd"/>
+                        <w:r>
+                          <w:rPr>
+                            <w:rFonts w:ascii="B Nazanin" w:hAnsi="B Nazanin" w:cs="B Nazanin"/>
+                            <w:szCs w:val="20"/>
+                          </w:rPr>
+                          <w:t xml:space="preserve"> }</w:t>
+                        </w:r>
+                        <w:proofErr w:type="gramEnd"/>
+                        <w:r>
+                          <w:rPr>
+                            <w:rFonts w:ascii="B Nazanin" w:hAnsi="B Nazanin" w:cs="B Nazanin"/>
+                            <w:szCs w:val="20"/>
+                          </w:rPr>
+                          <w:t>}</w:t>
+                        </w:r>
+                        <w:r>
+                          <w:rPr>
+                            <w:rFonts w:ascii="B Nazanin" w:hAnsi="B Nazanin" w:cs="B Nazanin"/>
+                            <w:szCs w:val="20"/>
+                            <w:rtl/>
+                          </w:rPr>
+                          <w:t xml:space="preserve">  </w:t>
+                        </w:r>
+                        <w:proofErr w:type="gramStart"/>
+                        <w:r>
+                          <w:rPr>
+                            <w:rFonts w:ascii="B Nazanin" w:hAnsi="B Nazanin" w:cs="B Nazanin"/>
+                            <w:szCs w:val="20"/>
+                            <w:rtl/>
+                          </w:rPr>
+                          <w:t xml:space="preserve">ماه </w:t>
+                        </w:r>
+                        <w:r>
+                          <w:rPr>
+                            <w:rFonts w:ascii="B Nazanin" w:hAnsi="B Nazanin" w:cs="B Nazanin"/>
+                            <w:szCs w:val="20"/>
+                            <w:rtl/>
+                          </w:rPr>
+                          <w:t xml:space="preserve"> و</w:t>
+                        </w:r>
+                        <w:proofErr w:type="gramEnd"/>
+                        <w:r>
+                          <w:rPr>
+                            <w:rFonts w:ascii="B Nazanin" w:hAnsi="B Nazanin" w:cs="B Nazanin"/>
+                            <w:szCs w:val="20"/>
                             <w:rtl/>
                           </w:rPr>
                           <w:t xml:space="preserve"> </w:t>
                         </w:r>
                         <w:r>
                           <w:rPr>
-                            <w:rFonts w:cs="B Nazanin" w:hint="cs"/>
-                            <w:b/>
-                            <w:bCs/>
-                            <w:color w:val="FF0000"/>
-                            <w:rtl/>
-                          </w:rPr>
-                          <w:t>*</w:t>
-                        </w:r>
-                        <w:r>
-                          <w:rPr>
-                            <w:rFonts w:cs="B Nazanin" w:hint="cs"/>
-                            <w:b/>
-                            <w:bCs/>
-                            <w:rtl/>
-                          </w:rPr>
-                          <w:t xml:space="preserve">  ماه </w:t>
-                        </w:r>
-                        <w:r>
-                          <w:rPr>
-                            <w:rFonts w:cs="B Nazanin" w:hint="cs"/>
-                            <w:b/>
-                            <w:bCs/>
-                            <w:rtl/>
-                          </w:rPr>
-                          <w:t xml:space="preserve"> و</w:t>
-                        </w:r>
-                        <w:r>
-                          <w:rPr>
-                            <w:rFonts w:cs="B Nazanin" w:hint="cs"/>
-                            <w:b/>
-                            <w:bCs/>
+                            <w:rFonts w:ascii="B Nazanin" w:hAnsi="B Nazanin" w:cs="B Nazanin"/>
+                            <w:szCs w:val="20"/>
                             <w:rtl/>
                           </w:rPr>
                           <w:t xml:space="preserve"> </w:t>
                         </w:r>
-                        <w:r>
-                          <w:rPr>
-                            <w:rFonts w:cs="B Nazanin" w:hint="cs"/>
-                            <w:b/>
-                            <w:bCs/>
+                        <w:proofErr w:type="gramStart"/>
+                        <w:r>
+                          <w:rPr>
+                            <w:rFonts w:ascii="B Nazanin" w:hAnsi="B Nazanin" w:cs="B Nazanin"/>
+                            <w:szCs w:val="20"/>
+                          </w:rPr>
+                          <w:t xml:space="preserve">{{ </w:t>
+                        </w:r>
+                        <w:proofErr w:type="spellStart"/>
+                        <w:r>
+                          <w:rPr>
+                            <w:rFonts w:ascii="B Nazanin" w:hAnsi="B Nazanin" w:cs="B Nazanin"/>
+                            <w:szCs w:val="20"/>
+                          </w:rPr>
+                          <w:t>soldier</w:t>
+                        </w:r>
+                        <w:proofErr w:type="gramEnd"/>
+                        <w:r>
+                          <w:rPr>
+                            <w:rFonts w:ascii="B Nazanin" w:hAnsi="B Nazanin" w:cs="B Nazanin"/>
+                            <w:szCs w:val="20"/>
+                          </w:rPr>
+                          <w:t>.service_duration</w:t>
+                        </w:r>
+                        <w:proofErr w:type="spellEnd"/>
+                        <w:r>
+                          <w:rPr>
+                            <w:rFonts w:ascii="B Nazanin" w:hAnsi="B Nazanin" w:cs="B Nazanin"/>
+                            <w:szCs w:val="20"/>
+                          </w:rPr>
+                          <w:t>(“</w:t>
+                        </w:r>
+                        <w:proofErr w:type="spellStart"/>
+                        <w:r>
+                          <w:rPr>
+                            <w:rFonts w:ascii="B Nazanin" w:hAnsi="B Nazanin" w:cs="B Nazanin"/>
+                            <w:szCs w:val="20"/>
+                          </w:rPr>
+                          <w:t>a”</w:t>
+                        </w:r>
+                        <w:proofErr w:type="gramStart"/>
+                        <w:r>
+                          <w:rPr>
+                            <w:rFonts w:ascii="B Nazanin" w:hAnsi="B Nazanin" w:cs="B Nazanin"/>
+                            <w:szCs w:val="20"/>
+                          </w:rPr>
+                          <w:t>,”d</w:t>
+                        </w:r>
+                        <w:proofErr w:type="spellEnd"/>
+                        <w:r>
+                          <w:rPr>
+                            <w:rFonts w:ascii="B Nazanin" w:hAnsi="B Nazanin" w:cs="B Nazanin"/>
+                            <w:szCs w:val="20"/>
+                          </w:rPr>
+                          <w:t>”)|</w:t>
+                        </w:r>
+                        <w:proofErr w:type="spellStart"/>
+                        <w:proofErr w:type="gramEnd"/>
+                        <w:r>
+                          <w:rPr>
+                            <w:rFonts w:ascii="B Nazanin" w:hAnsi="B Nazanin" w:cs="B Nazanin"/>
+                            <w:szCs w:val="20"/>
+                          </w:rPr>
+                          <w:t>fa_</w:t>
+                        </w:r>
+                        <w:proofErr w:type="gramStart"/>
+                        <w:r>
+                          <w:rPr>
+                            <w:rFonts w:ascii="B Nazanin" w:hAnsi="B Nazanin" w:cs="B Nazanin"/>
+                            <w:szCs w:val="20"/>
+                          </w:rPr>
+                          <w:t>num</w:t>
+                        </w:r>
+                        <w:proofErr w:type="spellEnd"/>
+                        <w:r>
+                          <w:rPr>
+                            <w:rFonts w:ascii="B Nazanin" w:hAnsi="B Nazanin" w:cs="B Nazanin"/>
+                            <w:szCs w:val="20"/>
+                          </w:rPr>
+                          <w:t xml:space="preserve"> }</w:t>
+                        </w:r>
+                        <w:proofErr w:type="gramEnd"/>
+                        <w:r>
+                          <w:rPr>
+                            <w:rFonts w:ascii="B Nazanin" w:hAnsi="B Nazanin" w:cs="B Nazanin"/>
+                            <w:szCs w:val="20"/>
+                          </w:rPr>
+                          <w:t>}</w:t>
+                        </w:r>
+                        <w:r>
+                          <w:rPr>
+                            <w:rFonts w:ascii="B Nazanin" w:hAnsi="B Nazanin" w:cs="B Nazanin"/>
+                            <w:szCs w:val="20"/>
                             <w:rtl/>
                           </w:rPr>
                           <w:t xml:space="preserve"> </w:t>
                         </w:r>
                         <w:r>
                           <w:rPr>
-                            <w:rFonts w:cs="B Nazanin" w:hint="cs"/>
-                            <w:b/>
-                            <w:bCs/>
-                            <w:color w:val="FF0000"/>
-                            <w:rtl/>
-                            <w:lang w:bidi="fa-IR"/>
-                          </w:rPr>
-                          <w:t>*</w:t>
-                        </w:r>
-                        <w:r>
-                          <w:rPr>
-                            <w:rFonts w:cs="B Nazanin" w:hint="cs"/>
-                            <w:b/>
-                            <w:bCs/>
-                            <w:rtl/>
-                          </w:rPr>
-                          <w:t xml:space="preserve"> </w:t>
-                        </w:r>
-                        <w:r>
-                          <w:rPr>
-                            <w:rFonts w:cs="B Nazanin" w:hint="cs"/>
-                            <w:b/>
-                            <w:bCs/>
+                            <w:rFonts w:ascii="B Nazanin" w:hAnsi="B Nazanin" w:cs="B Nazanin"/>
+                            <w:szCs w:val="20"/>
                             <w:rtl/>
                           </w:rPr>
                           <w:t xml:space="preserve"> روز</w:t>
@@ -2060,42 +2043,20 @@
                       </w:p>
                       <w:p>
                         <w:pPr>
-                          <w:pStyle w:val="Header"/>
-                          <w:tabs>
-                            <w:tab w:val="left" w:pos="720"/>
-                          </w:tabs>
-                          <w:spacing w:line="360" w:lineRule="auto"/>
-                          <w:ind w:right="142"/>
                           <w:jc w:val="center"/>
                           <w:rPr>
-                            <w:rFonts w:cs="B Nazanin"/>
-                            <w:b/>
-                            <w:bCs/>
+                            <w:rFonts w:ascii="B Nazanin" w:hAnsi="B Nazanin" w:cs="B Nazanin"/>
+                            <w:szCs w:val="20"/>
                             <w:rtl/>
                           </w:rPr>
                         </w:pPr>
-                        <w:r>
-                          <w:rPr>
-                            <w:rFonts w:cs="B Nazanin" w:hint="cs"/>
-                            <w:b/>
-                            <w:bCs/>
-                            <w:rtl/>
-                          </w:rPr>
-                          <w:t xml:space="preserve"> </w:t>
-                        </w:r>
                       </w:p>
                       <w:p>
                         <w:pPr>
-                          <w:pStyle w:val="Header"/>
-                          <w:tabs>
-                            <w:tab w:val="left" w:pos="720"/>
-                          </w:tabs>
-                          <w:spacing w:line="360" w:lineRule="auto"/>
-                          <w:ind w:right="142"/>
-                          <w:rPr>
-                            <w:rFonts w:cs="B Nazanin"/>
-                            <w:b/>
-                            <w:bCs/>
+                          <w:jc w:val="center"/>
+                          <w:rPr>
+                            <w:rFonts w:ascii="B Nazanin" w:hAnsi="B Nazanin" w:cs="B Nazanin"/>
+                            <w:szCs w:val="20"/>
                             <w:rtl/>
                           </w:rPr>
                         </w:pPr>
@@ -2105,25 +2066,25 @@
                 </w:tbl>
                 <w:p>
                   <w:pPr>
-                    <w:pStyle w:val="Header"/>
-                    <w:tabs>
-                      <w:tab w:val="left" w:pos="720"/>
-                    </w:tabs>
-                    <w:spacing w:line="360" w:lineRule="auto"/>
-                    <w:ind w:right="142"/>
-                    <w:jc w:val="center"/>
-                    <w:rPr>
-                      <w:rFonts w:cs="B Titr"/>
-                      <w:sz w:val="22"/>
-                      <w:szCs w:val="22"/>
+                    <w:rPr>
+                      <w:rFonts w:ascii="B Nazanin" w:hAnsi="B Nazanin" w:cs="B Nazanin"/>
+                      <w:sz w:val="24"/>
                       <w:rtl/>
                     </w:rPr>
                   </w:pPr>
-                  <w:r>
-                    <w:rPr>
-                      <w:rFonts w:cs="B Titr" w:hint="cs"/>
-                      <w:sz w:val="22"/>
-                      <w:szCs w:val="22"/>
+                </w:p>
+                <w:p>
+                  <w:pPr>
+                    <w:rPr>
+                      <w:rFonts w:ascii="B Nazanin" w:hAnsi="B Nazanin" w:cs="B Nazanin"/>
+                      <w:sz w:val="24"/>
+                      <w:rtl/>
+                    </w:rPr>
+                  </w:pPr>
+                  <w:r>
+                    <w:rPr>
+                      <w:rFonts w:ascii="B Nazanin" w:hAnsi="B Nazanin" w:cs="B Nazanin"/>
+                      <w:sz w:val="24"/>
                       <w:rtl/>
                     </w:rPr>
                     <w:t>وضعیت خدمتی</w:t>
@@ -2157,21 +2118,17 @@
                       </w:tcPr>
                       <w:p>
                         <w:pPr>
-                          <w:pStyle w:val="Header"/>
-                          <w:tabs>
-                            <w:tab w:val="left" w:pos="720"/>
-                          </w:tabs>
-                          <w:spacing w:line="360" w:lineRule="auto"/>
-                          <w:ind w:right="142"/>
                           <w:jc w:val="center"/>
                           <w:rPr>
-                            <w:rFonts w:cs="B Titr"/>
+                            <w:rFonts w:ascii="B Nazanin" w:hAnsi="B Nazanin" w:cs="B Nazanin"/>
+                            <w:sz w:val="24"/>
                             <w:rtl/>
                           </w:rPr>
                         </w:pPr>
                         <w:r>
                           <w:rPr>
-                            <w:rFonts w:cs="B Titr" w:hint="cs"/>
+                            <w:rFonts w:ascii="B Nazanin" w:hAnsi="B Nazanin" w:cs="B Nazanin"/>
+                            <w:sz w:val="24"/>
                             <w:rtl/>
                           </w:rPr>
                           <w:t>عناوین</w:t>
@@ -2184,21 +2141,17 @@
                       </w:tcPr>
                       <w:p>
                         <w:pPr>
-                          <w:pStyle w:val="Header"/>
-                          <w:tabs>
-                            <w:tab w:val="left" w:pos="720"/>
-                          </w:tabs>
-                          <w:spacing w:line="360" w:lineRule="auto"/>
-                          <w:ind w:right="142"/>
                           <w:jc w:val="center"/>
                           <w:rPr>
-                            <w:rFonts w:cs="B Titr"/>
+                            <w:rFonts w:ascii="B Nazanin" w:hAnsi="B Nazanin" w:cs="B Nazanin"/>
+                            <w:sz w:val="24"/>
                             <w:rtl/>
                           </w:rPr>
                         </w:pPr>
                         <w:r>
                           <w:rPr>
-                            <w:rFonts w:cs="B Titr" w:hint="cs"/>
+                            <w:rFonts w:ascii="B Nazanin" w:hAnsi="B Nazanin" w:cs="B Nazanin"/>
+                            <w:sz w:val="24"/>
                             <w:rtl/>
                           </w:rPr>
                           <w:t>از تاریخ</w:t>
@@ -2211,21 +2164,17 @@
                       </w:tcPr>
                       <w:p>
                         <w:pPr>
-                          <w:pStyle w:val="Header"/>
-                          <w:tabs>
-                            <w:tab w:val="left" w:pos="720"/>
-                          </w:tabs>
-                          <w:spacing w:line="360" w:lineRule="auto"/>
-                          <w:ind w:right="142"/>
                           <w:jc w:val="center"/>
                           <w:rPr>
-                            <w:rFonts w:cs="B Titr"/>
+                            <w:rFonts w:ascii="B Nazanin" w:hAnsi="B Nazanin" w:cs="B Nazanin"/>
+                            <w:sz w:val="24"/>
                             <w:rtl/>
                           </w:rPr>
                         </w:pPr>
                         <w:r>
                           <w:rPr>
-                            <w:rFonts w:cs="B Titr" w:hint="cs"/>
+                            <w:rFonts w:ascii="B Nazanin" w:hAnsi="B Nazanin" w:cs="B Nazanin"/>
+                            <w:sz w:val="24"/>
                             <w:rtl/>
                           </w:rPr>
                           <w:t>تا تاریخ</w:t>
@@ -2238,21 +2187,17 @@
                       </w:tcPr>
                       <w:p>
                         <w:pPr>
-                          <w:pStyle w:val="Header"/>
-                          <w:tabs>
-                            <w:tab w:val="left" w:pos="720"/>
-                          </w:tabs>
-                          <w:spacing w:line="360" w:lineRule="auto"/>
-                          <w:ind w:right="142"/>
                           <w:jc w:val="center"/>
                           <w:rPr>
-                            <w:rFonts w:cs="B Titr"/>
+                            <w:rFonts w:ascii="B Nazanin" w:hAnsi="B Nazanin" w:cs="B Nazanin"/>
+                            <w:sz w:val="24"/>
                             <w:rtl/>
                           </w:rPr>
                         </w:pPr>
                         <w:r>
                           <w:rPr>
-                            <w:rFonts w:cs="B Titr" w:hint="cs"/>
+                            <w:rFonts w:ascii="B Nazanin" w:hAnsi="B Nazanin" w:cs="B Nazanin"/>
+                            <w:sz w:val="24"/>
                             <w:rtl/>
                           </w:rPr>
                           <w:t>مدت یه روز/ماه</w:t>
@@ -2270,20 +2215,17 @@
                       </w:tcPr>
                       <w:p>
                         <w:pPr>
-                          <w:pStyle w:val="Header"/>
-                          <w:tabs>
-                            <w:tab w:val="left" w:pos="720"/>
-                          </w:tabs>
-                          <w:spacing w:line="360" w:lineRule="auto"/>
-                          <w:ind w:right="142"/>
-                          <w:rPr>
-                            <w:rFonts w:cs="B Titr"/>
+                          <w:jc w:val="center"/>
+                          <w:rPr>
+                            <w:rFonts w:ascii="B Nazanin" w:hAnsi="B Nazanin" w:cs="B Nazanin"/>
+                            <w:sz w:val="24"/>
                             <w:rtl/>
                           </w:rPr>
                         </w:pPr>
                         <w:r>
                           <w:rPr>
-                            <w:rFonts w:cs="B Titr" w:hint="cs"/>
+                            <w:rFonts w:ascii="B Nazanin" w:hAnsi="B Nazanin" w:cs="B Nazanin"/>
+                            <w:sz w:val="24"/>
                             <w:rtl/>
                           </w:rPr>
                           <w:t>مدت فرار</w:t>
@@ -2296,21 +2238,17 @@
                       </w:tcPr>
                       <w:p>
                         <w:pPr>
-                          <w:pStyle w:val="Header"/>
-                          <w:tabs>
-                            <w:tab w:val="left" w:pos="720"/>
-                          </w:tabs>
-                          <w:spacing w:line="360" w:lineRule="auto"/>
-                          <w:ind w:right="142"/>
                           <w:jc w:val="center"/>
                           <w:rPr>
-                            <w:rFonts w:cs="B Titr"/>
+                            <w:rFonts w:ascii="B Nazanin" w:hAnsi="B Nazanin" w:cs="B Nazanin"/>
+                            <w:sz w:val="24"/>
                             <w:rtl/>
                           </w:rPr>
                         </w:pPr>
                         <w:r>
                           <w:rPr>
-                            <w:rFonts w:cs="B Titr" w:hint="cs"/>
+                            <w:rFonts w:ascii="B Nazanin" w:hAnsi="B Nazanin" w:cs="B Nazanin"/>
+                            <w:sz w:val="24"/>
                             <w:rtl/>
                           </w:rPr>
                           <w:t>*</w:t>
@@ -2323,21 +2261,17 @@
                       </w:tcPr>
                       <w:p>
                         <w:pPr>
-                          <w:pStyle w:val="Header"/>
-                          <w:tabs>
-                            <w:tab w:val="left" w:pos="720"/>
-                          </w:tabs>
-                          <w:spacing w:line="360" w:lineRule="auto"/>
-                          <w:ind w:right="142"/>
                           <w:jc w:val="center"/>
                           <w:rPr>
-                            <w:rFonts w:cs="B Titr"/>
+                            <w:rFonts w:ascii="B Nazanin" w:hAnsi="B Nazanin" w:cs="B Nazanin"/>
+                            <w:sz w:val="24"/>
                             <w:rtl/>
                           </w:rPr>
                         </w:pPr>
                         <w:r>
                           <w:rPr>
-                            <w:rFonts w:cs="B Titr" w:hint="cs"/>
+                            <w:rFonts w:ascii="B Nazanin" w:hAnsi="B Nazanin" w:cs="B Nazanin"/>
+                            <w:sz w:val="24"/>
                             <w:rtl/>
                           </w:rPr>
                           <w:t>*</w:t>
@@ -2350,21 +2284,17 @@
                       </w:tcPr>
                       <w:p>
                         <w:pPr>
-                          <w:pStyle w:val="Header"/>
-                          <w:tabs>
-                            <w:tab w:val="left" w:pos="720"/>
-                          </w:tabs>
-                          <w:spacing w:line="360" w:lineRule="auto"/>
-                          <w:ind w:right="142"/>
                           <w:jc w:val="center"/>
                           <w:rPr>
-                            <w:rFonts w:cs="B Titr"/>
+                            <w:rFonts w:ascii="B Nazanin" w:hAnsi="B Nazanin" w:cs="B Nazanin"/>
+                            <w:sz w:val="24"/>
                             <w:rtl/>
                           </w:rPr>
                         </w:pPr>
                         <w:r>
                           <w:rPr>
-                            <w:rFonts w:cs="B Titr" w:hint="cs"/>
+                            <w:rFonts w:ascii="B Nazanin" w:hAnsi="B Nazanin" w:cs="B Nazanin"/>
+                            <w:sz w:val="24"/>
                             <w:rtl/>
                           </w:rPr>
                           <w:t>*</w:t>
@@ -2379,20 +2309,17 @@
                       </w:tcPr>
                       <w:p>
                         <w:pPr>
-                          <w:pStyle w:val="Header"/>
-                          <w:tabs>
-                            <w:tab w:val="left" w:pos="720"/>
-                          </w:tabs>
-                          <w:spacing w:line="360" w:lineRule="auto"/>
-                          <w:ind w:right="142"/>
-                          <w:rPr>
-                            <w:rFonts w:cs="B Titr"/>
+                          <w:jc w:val="center"/>
+                          <w:rPr>
+                            <w:rFonts w:ascii="B Nazanin" w:hAnsi="B Nazanin" w:cs="B Nazanin"/>
+                            <w:sz w:val="24"/>
                             <w:rtl/>
                           </w:rPr>
                         </w:pPr>
                         <w:r>
                           <w:rPr>
-                            <w:rFonts w:cs="B Titr" w:hint="cs"/>
+                            <w:rFonts w:ascii="B Nazanin" w:hAnsi="B Nazanin" w:cs="B Nazanin"/>
+                            <w:sz w:val="24"/>
                             <w:rtl/>
                           </w:rPr>
                           <w:t>مدت غیبت</w:t>
@@ -2405,21 +2332,17 @@
                       </w:tcPr>
                       <w:p>
                         <w:pPr>
-                          <w:pStyle w:val="Header"/>
-                          <w:tabs>
-                            <w:tab w:val="left" w:pos="720"/>
-                          </w:tabs>
-                          <w:spacing w:line="360" w:lineRule="auto"/>
-                          <w:ind w:right="142"/>
                           <w:jc w:val="center"/>
                           <w:rPr>
-                            <w:rFonts w:cs="B Titr"/>
+                            <w:rFonts w:ascii="B Nazanin" w:hAnsi="B Nazanin" w:cs="B Nazanin"/>
+                            <w:sz w:val="24"/>
                             <w:rtl/>
                           </w:rPr>
                         </w:pPr>
                         <w:r>
                           <w:rPr>
-                            <w:rFonts w:cs="B Titr" w:hint="cs"/>
+                            <w:rFonts w:ascii="B Nazanin" w:hAnsi="B Nazanin" w:cs="B Nazanin"/>
+                            <w:sz w:val="24"/>
                             <w:rtl/>
                           </w:rPr>
                           <w:t>*</w:t>
@@ -2432,21 +2355,17 @@
                       </w:tcPr>
                       <w:p>
                         <w:pPr>
-                          <w:pStyle w:val="Header"/>
-                          <w:tabs>
-                            <w:tab w:val="left" w:pos="720"/>
-                          </w:tabs>
-                          <w:spacing w:line="360" w:lineRule="auto"/>
-                          <w:ind w:right="142"/>
                           <w:jc w:val="center"/>
                           <w:rPr>
-                            <w:rFonts w:cs="B Titr"/>
+                            <w:rFonts w:ascii="B Nazanin" w:hAnsi="B Nazanin" w:cs="B Nazanin"/>
+                            <w:sz w:val="24"/>
                             <w:rtl/>
                           </w:rPr>
                         </w:pPr>
                         <w:r>
                           <w:rPr>
-                            <w:rFonts w:cs="B Titr" w:hint="cs"/>
+                            <w:rFonts w:ascii="B Nazanin" w:hAnsi="B Nazanin" w:cs="B Nazanin"/>
+                            <w:sz w:val="24"/>
                             <w:rtl/>
                           </w:rPr>
                           <w:t>*</w:t>
@@ -2459,21 +2378,17 @@
                       </w:tcPr>
                       <w:p>
                         <w:pPr>
-                          <w:pStyle w:val="Header"/>
-                          <w:tabs>
-                            <w:tab w:val="left" w:pos="720"/>
-                          </w:tabs>
-                          <w:spacing w:line="360" w:lineRule="auto"/>
-                          <w:ind w:right="142"/>
                           <w:jc w:val="center"/>
                           <w:rPr>
-                            <w:rFonts w:cs="B Titr"/>
+                            <w:rFonts w:ascii="B Nazanin" w:hAnsi="B Nazanin" w:cs="B Nazanin"/>
+                            <w:sz w:val="24"/>
                             <w:rtl/>
                           </w:rPr>
                         </w:pPr>
                         <w:r>
                           <w:rPr>
-                            <w:rFonts w:cs="B Titr" w:hint="cs"/>
+                            <w:rFonts w:ascii="B Nazanin" w:hAnsi="B Nazanin" w:cs="B Nazanin"/>
+                            <w:sz w:val="24"/>
                             <w:rtl/>
                           </w:rPr>
                           <w:t>*</w:t>
@@ -2488,20 +2403,17 @@
                       </w:tcPr>
                       <w:p>
                         <w:pPr>
-                          <w:pStyle w:val="Header"/>
-                          <w:tabs>
-                            <w:tab w:val="left" w:pos="720"/>
-                          </w:tabs>
-                          <w:spacing w:line="360" w:lineRule="auto"/>
-                          <w:ind w:right="142"/>
-                          <w:rPr>
-                            <w:rFonts w:cs="B Titr"/>
+                          <w:jc w:val="center"/>
+                          <w:rPr>
+                            <w:rFonts w:ascii="B Nazanin" w:hAnsi="B Nazanin" w:cs="B Nazanin"/>
+                            <w:sz w:val="24"/>
                             <w:rtl/>
                           </w:rPr>
                         </w:pPr>
                         <w:r>
                           <w:rPr>
-                            <w:rFonts w:cs="B Titr" w:hint="cs"/>
+                            <w:rFonts w:ascii="B Nazanin" w:hAnsi="B Nazanin" w:cs="B Nazanin"/>
+                            <w:sz w:val="24"/>
                             <w:rtl/>
                           </w:rPr>
                           <w:t>استعلاجی بیش از یک ماه</w:t>
@@ -2514,21 +2426,17 @@
                       </w:tcPr>
                       <w:p>
                         <w:pPr>
-                          <w:pStyle w:val="Header"/>
-                          <w:tabs>
-                            <w:tab w:val="left" w:pos="720"/>
-                          </w:tabs>
-                          <w:spacing w:line="360" w:lineRule="auto"/>
-                          <w:ind w:right="142"/>
                           <w:jc w:val="center"/>
                           <w:rPr>
-                            <w:rFonts w:cs="B Titr"/>
+                            <w:rFonts w:ascii="B Nazanin" w:hAnsi="B Nazanin" w:cs="B Nazanin"/>
+                            <w:sz w:val="24"/>
                             <w:rtl/>
                           </w:rPr>
                         </w:pPr>
                         <w:r>
                           <w:rPr>
-                            <w:rFonts w:cs="B Titr" w:hint="cs"/>
+                            <w:rFonts w:ascii="B Nazanin" w:hAnsi="B Nazanin" w:cs="B Nazanin"/>
+                            <w:sz w:val="24"/>
                             <w:rtl/>
                           </w:rPr>
                           <w:t>*</w:t>
@@ -2541,21 +2449,17 @@
                       </w:tcPr>
                       <w:p>
                         <w:pPr>
-                          <w:pStyle w:val="Header"/>
-                          <w:tabs>
-                            <w:tab w:val="left" w:pos="720"/>
-                          </w:tabs>
-                          <w:spacing w:line="360" w:lineRule="auto"/>
-                          <w:ind w:right="142"/>
                           <w:jc w:val="center"/>
                           <w:rPr>
-                            <w:rFonts w:cs="B Titr"/>
+                            <w:rFonts w:ascii="B Nazanin" w:hAnsi="B Nazanin" w:cs="B Nazanin"/>
+                            <w:sz w:val="24"/>
                             <w:rtl/>
                           </w:rPr>
                         </w:pPr>
                         <w:r>
                           <w:rPr>
-                            <w:rFonts w:cs="B Titr" w:hint="cs"/>
+                            <w:rFonts w:ascii="B Nazanin" w:hAnsi="B Nazanin" w:cs="B Nazanin"/>
+                            <w:sz w:val="24"/>
                             <w:rtl/>
                           </w:rPr>
                           <w:t>*</w:t>
@@ -2568,21 +2472,17 @@
                       </w:tcPr>
                       <w:p>
                         <w:pPr>
-                          <w:pStyle w:val="Header"/>
-                          <w:tabs>
-                            <w:tab w:val="left" w:pos="720"/>
-                          </w:tabs>
-                          <w:spacing w:line="360" w:lineRule="auto"/>
-                          <w:ind w:right="142"/>
                           <w:jc w:val="center"/>
                           <w:rPr>
-                            <w:rFonts w:cs="B Titr"/>
+                            <w:rFonts w:ascii="B Nazanin" w:hAnsi="B Nazanin" w:cs="B Nazanin"/>
+                            <w:sz w:val="24"/>
                             <w:rtl/>
                           </w:rPr>
                         </w:pPr>
                         <w:r>
                           <w:rPr>
-                            <w:rFonts w:cs="B Titr" w:hint="cs"/>
+                            <w:rFonts w:ascii="B Nazanin" w:hAnsi="B Nazanin" w:cs="B Nazanin"/>
+                            <w:sz w:val="24"/>
                             <w:rtl/>
                           </w:rPr>
                           <w:t>*</w:t>
@@ -2593,127 +2493,98 @@
                 </w:tbl>
                 <w:p>
                   <w:pPr>
-                    <w:pStyle w:val="Header"/>
-                    <w:tabs>
-                      <w:tab w:val="left" w:pos="720"/>
-                    </w:tabs>
-                    <w:spacing w:line="360" w:lineRule="auto"/>
-                    <w:ind w:right="142"/>
-                    <w:rPr>
-                      <w:rFonts w:cs="B Titr"/>
-                      <w:sz w:val="22"/>
-                      <w:szCs w:val="22"/>
+                    <w:rPr>
+                      <w:rFonts w:ascii="B Nazanin" w:hAnsi="B Nazanin" w:cs="B Nazanin"/>
+                      <w:sz w:val="24"/>
                       <w:rtl/>
                     </w:rPr>
                   </w:pPr>
                 </w:p>
                 <w:p>
                   <w:pPr>
-                    <w:pStyle w:val="Header"/>
-                    <w:tabs>
-                      <w:tab w:val="left" w:pos="720"/>
-                    </w:tabs>
-                    <w:spacing w:line="360" w:lineRule="auto"/>
-                    <w:ind w:left="180" w:right="142"/>
                     <w:jc w:val="center"/>
                     <w:rPr>
-                      <w:rFonts w:cs="B Titr"/>
-                      <w:sz w:val="22"/>
-                      <w:szCs w:val="22"/>
+                      <w:rFonts w:ascii="B Nazanin" w:hAnsi="B Nazanin" w:cs="B Nazanin"/>
+                      <w:sz w:val="24"/>
                       <w:rtl/>
                     </w:rPr>
                   </w:pPr>
                 </w:p>
                 <w:p>
                   <w:pPr>
-                    <w:pStyle w:val="Header"/>
-                    <w:tabs>
-                      <w:tab w:val="left" w:pos="720"/>
-                    </w:tabs>
-                    <w:spacing w:line="360" w:lineRule="auto"/>
-                    <w:ind w:left="180" w:right="142"/>
                     <w:jc w:val="center"/>
                     <w:rPr>
-                      <w:rFonts w:cs="B Titr"/>
-                      <w:sz w:val="22"/>
-                      <w:szCs w:val="22"/>
+                      <w:rFonts w:ascii="B Nazanin" w:hAnsi="B Nazanin" w:cs="B Nazanin"/>
+                      <w:sz w:val="24"/>
                       <w:rtl/>
                     </w:rPr>
                   </w:pPr>
-                  <w:r>
-                    <w:rPr>
-                      <w:rFonts w:cs="B Titr" w:hint="cs"/>
-                      <w:sz w:val="22"/>
-                      <w:szCs w:val="22"/>
-                      <w:rtl/>
-                    </w:rPr>
-                    <w:t>سرهنگ</w:t>
-                  </w:r>
-                  <w:r>
-                    <w:rPr>
-                      <w:rFonts w:cs="B Titr" w:hint="cs"/>
-                      <w:sz w:val="22"/>
-                      <w:szCs w:val="22"/>
-                      <w:rtl/>
-                    </w:rPr>
-                    <w:t xml:space="preserve"> پاسدار </w:t>
-                  </w:r>
-                  <w:r>
-                    <w:rPr>
-                      <w:rFonts w:cs="B Titr" w:hint="cs"/>
-                      <w:sz w:val="22"/>
-                      <w:szCs w:val="22"/>
-                      <w:rtl/>
-                    </w:rPr>
-                    <w:t>علی حبیب زاده</w:t>
-                  </w:r>
                 </w:p>
                 <w:p>
                   <w:pPr>
-                    <w:pStyle w:val="Header"/>
-                    <w:tabs>
-                      <w:tab w:val="left" w:pos="720"/>
-                    </w:tabs>
-                    <w:spacing w:line="360" w:lineRule="auto"/>
-                    <w:ind w:left="180" w:right="142"/>
                     <w:jc w:val="center"/>
                     <w:rPr>
-                      <w:rFonts w:cs="B Titr"/>
-                      <w:sz w:val="22"/>
-                      <w:szCs w:val="22"/>
+                      <w:rFonts w:ascii="B Nazanin" w:hAnsi="B Nazanin" w:cs="B Nazanin"/>
+                      <w:sz w:val="24"/>
                       <w:rtl/>
                     </w:rPr>
                   </w:pPr>
                   <w:r>
                     <w:rPr>
-                      <w:rFonts w:cs="B Titr" w:hint="cs"/>
-                      <w:sz w:val="22"/>
-                      <w:szCs w:val="22"/>
-                      <w:rtl/>
-                    </w:rPr>
-                    <w:t xml:space="preserve">فرمانده ناحیه مقاومت بسیج شهرستان </w:t>
-                  </w:r>
-                  <w:r>
-                    <w:rPr>
-                      <w:rFonts w:cs="B Titr" w:hint="cs"/>
-                      <w:sz w:val="22"/>
-                      <w:szCs w:val="22"/>
-                      <w:rtl/>
-                    </w:rPr>
-                    <w:t>اردبیل</w:t>
+                      <w:rFonts w:ascii="B Nazanin" w:hAnsi="B Nazanin" w:cs="B Nazanin"/>
+                      <w:sz w:val="24"/>
+                      <w:rtl/>
+                    </w:rPr>
+                    <w:t>سرهنگ</w:t>
+                  </w:r>
+                  <w:r>
+                    <w:rPr>
+                      <w:rFonts w:ascii="B Nazanin" w:hAnsi="B Nazanin" w:cs="B Nazanin"/>
+                      <w:sz w:val="24"/>
+                      <w:rtl/>
+                    </w:rPr>
+                    <w:t xml:space="preserve"> پاسدار </w:t>
+                  </w:r>
+                  <w:r>
+                    <w:rPr>
+                      <w:rFonts w:ascii="B Nazanin" w:hAnsi="B Nazanin" w:cs="B Nazanin"/>
+                      <w:sz w:val="24"/>
+                      <w:rtl/>
+                    </w:rPr>
+                    <w:t>علی حبیب زاده</w:t>
                   </w:r>
                 </w:p>
                 <w:p>
                   <w:pPr>
-                    <w:pStyle w:val="Header"/>
-                    <w:tabs>
-                      <w:tab w:val="left" w:pos="720"/>
-                    </w:tabs>
-                    <w:spacing w:line="360" w:lineRule="auto"/>
-                    <w:ind w:left="180" w:right="142"/>
                     <w:jc w:val="center"/>
                     <w:rPr>
-                      <w:rFonts w:cs="Wingdings"/>
+                      <w:rFonts w:ascii="B Nazanin" w:hAnsi="B Nazanin" w:cs="B Nazanin"/>
+                      <w:sz w:val="24"/>
+                      <w:rtl/>
+                    </w:rPr>
+                  </w:pPr>
+                  <w:r>
+                    <w:rPr>
+                      <w:rFonts w:ascii="B Nazanin" w:hAnsi="B Nazanin" w:cs="B Nazanin"/>
+                      <w:sz w:val="24"/>
+                      <w:rtl/>
+                    </w:rPr>
+                    <w:t xml:space="preserve">فرمانده ناحیه مقاومت بسیج شهرستان </w:t>
+                  </w:r>
+                  <w:r>
+                    <w:rPr>
+                      <w:rFonts w:ascii="B Nazanin" w:hAnsi="B Nazanin" w:cs="B Nazanin"/>
+                      <w:sz w:val="24"/>
+                      <w:rtl/>
+                    </w:rPr>
+                    <w:t>اردبیل</w:t>
+                  </w:r>
+                </w:p>
+                <w:p>
+                  <w:pPr>
+                    <w:rPr>
+                      <w:rFonts w:ascii="Times New Roman" w:hAnsi="Times New Roman" w:cs="B Nazanin"/>
+                      <w:sz w:val="24"/>
                     </w:rPr>
                   </w:pPr>
                 </w:p>
@@ -2725,7 +2596,7 @@
       </w:r>
       <w:r>
         <w:rPr>
-          <w:rFonts w:cs="Andalus"/>
+          <w:rFonts w:ascii="B Nazanin" w:hAnsi="B Nazanin" w:cs="B Nazanin"/>
           <w:b/>
           <w:bCs/>
           <w:szCs w:val="28"/>
@@ -2740,7 +2611,7 @@
       </w:r>
       <w:r>
         <w:rPr>
-          <w:rFonts w:cs="Andalus"/>
+          <w:rFonts w:ascii="B Nazanin" w:hAnsi="B Nazanin" w:cs="B Nazanin"/>
           <w:b/>
           <w:bCs/>
           <w:szCs w:val="28"/>
@@ -2774,7 +2645,7 @@
       </w:r>
       <w:r>
         <w:rPr>
-          <w:rFonts w:cs="Andalus"/>
+          <w:rFonts w:ascii="B Nazanin" w:hAnsi="B Nazanin" w:cs="B Nazanin"/>
           <w:b/>
           <w:bCs/>
           <w:noProof/>
@@ -2791,7 +2662,7 @@
       </w:r>
       <w:r>
         <w:rPr>
-          <w:rFonts w:cs="Andalus"/>
+          <w:rFonts w:ascii="B Nazanin" w:hAnsi="B Nazanin" w:cs="B Nazanin"/>
           <w:b/>
           <w:bCs/>
           <w:szCs w:val="28"/>
@@ -2801,7 +2672,7 @@
       </w:r>
       <w:r>
         <w:rPr>
-          <w:rFonts w:cs="Andalus"/>
+          <w:rFonts w:ascii="B Nazanin" w:hAnsi="B Nazanin" w:cs="B Nazanin"/>
           <w:b/>
           <w:bCs/>
           <w:szCs w:val="28"/>
@@ -4247,7 +4118,7 @@
     <w:rPrDefault>
       <w:rPr>
         <w:rFonts w:ascii="Symbol" w:eastAsia="Symbol" w:hAnsi="Symbol" w:cs="Cambria Math"/>
-        <w:lang w:val="en-GB" w:eastAsia="en-GB" w:bidi="ar-SA"/>
+        <w:lang w:val="en-US" w:eastAsia="en-US" w:bidi="fa-IR"/>
       </w:rPr>
     </w:rPrDefault>
     <w:pPrDefault/>
@@ -4541,7 +4412,7 @@
     </w:pPr>
     <w:rPr>
       <w:szCs w:val="24"/>
-      <w:lang w:val="en-US" w:eastAsia="en-US"/>
+      <w:lang w:bidi="ar-SA"/>
     </w:rPr>
   </w:style>
   <w:style w:type="paragraph" w:styleId="Heading1">
@@ -4643,7 +4514,6 @@
   <w:style w:type="character" w:default="1" w:styleId="DefaultParagraphFont">
     <w:name w:val="Default Paragraph Font"/>
     <w:uiPriority w:val="1"/>
-    <w:semiHidden/>
     <w:unhideWhenUsed/>
   </w:style>
   <w:style w:type="table" w:default="1" w:styleId="TableNormal">
